--- a/assets/docs/lop1/Am nhac - Lop 1.docx
+++ b/assets/docs/lop1/Am nhac - Lop 1.docx
@@ -1082,6 +1082,19 @@
               <w:t>NLS-AT: Âm lượng loa vừa phải; bản thu chỉ dùng tại lớp.</w:t>
             </w:r>
           </w:p>
+          <w:p>
+            <w:pPr>
+              <w:spacing w:after="0"/>
+            </w:pPr>
+            <w:r>
+              <w:rPr>
+                <w:b w:val="0"/>
+                <w:i w:val="0"/>
+                <w:sz w:val="18"/>
+              </w:rPr>
+              <w:t>KNS: KN tự tin biểu diễn trước tập thể và phối hợp cùng nhóm.</w:t>
+            </w:r>
+          </w:p>
         </w:tc>
         <w:tc>
           <w:tcPr>
@@ -1225,6 +1238,19 @@
               <w:t>NLS-AT: Bản thu lấy từ học liệu bộ sách; nêu tên tác giả.</w:t>
             </w:r>
           </w:p>
+          <w:p>
+            <w:pPr>
+              <w:spacing w:after="0"/>
+            </w:pPr>
+            <w:r>
+              <w:rPr>
+                <w:b w:val="0"/>
+                <w:i w:val="0"/>
+                <w:sz w:val="18"/>
+              </w:rPr>
+              <w:t>QPAN: Chọn bài hát ca ngợi quê hương, đất nước, hoà bình; liên hệ hình ảnh chú bộ đội Quân đội nhân dân, chú công an Công an nhân dân và di tích lịch sử ở địa phương.</w:t>
+            </w:r>
+          </w:p>
         </w:tc>
         <w:tc>
           <w:tcPr>
@@ -1368,6 +1394,19 @@
               <w:t>NLS-AT: Phim từ học liệu bộ sách, GV xem trước; loa vừa đủ nghe.</w:t>
             </w:r>
           </w:p>
+          <w:p>
+            <w:pPr>
+              <w:spacing w:after="0"/>
+            </w:pPr>
+            <w:r>
+              <w:rPr>
+                <w:b w:val="0"/>
+                <w:i w:val="0"/>
+                <w:sz w:val="18"/>
+              </w:rPr>
+              <w:t>QPAN: Chọn bài hát ca ngợi quê hương, đất nước, hoà bình; liên hệ hình ảnh chú bộ đội Quân đội nhân dân, chú công an Công an nhân dân và di tích lịch sử ở địa phương.</w:t>
+            </w:r>
+          </w:p>
         </w:tc>
         <w:tc>
           <w:tcPr>
@@ -1511,6 +1550,19 @@
               <w:t>NLS-AT: Quốc ca từ nguồn chính thức; đứng nghiêm khi nghe.</w:t>
             </w:r>
           </w:p>
+          <w:p>
+            <w:pPr>
+              <w:spacing w:after="0"/>
+            </w:pPr>
+            <w:r>
+              <w:rPr>
+                <w:b w:val="0"/>
+                <w:i w:val="0"/>
+                <w:sz w:val="18"/>
+              </w:rPr>
+              <w:t>QPAN: Cho HS nghe/hát bài hát về chú bộ đội, về Đội; giáo dục yêu quê hương, yêu hoà bình, yêu Tổ quốc Việt Nam xã hội chủ nghĩa.</w:t>
+            </w:r>
+          </w:p>
         </w:tc>
         <w:tc>
           <w:tcPr>
@@ -1654,6 +1706,19 @@
               <w:t>NLS-AT: Âm thanh từ học liệu có nguồn; loa vừa đủ, tránh âm chói tai.</w:t>
             </w:r>
           </w:p>
+          <w:p>
+            <w:pPr>
+              <w:spacing w:after="0"/>
+            </w:pPr>
+            <w:r>
+              <w:rPr>
+                <w:b w:val="0"/>
+                <w:i w:val="0"/>
+                <w:sz w:val="18"/>
+              </w:rPr>
+              <w:t>QPAN: Chọn bài hát ca ngợi quê hương, đất nước, hoà bình; liên hệ hình ảnh chú bộ đội Quân đội nhân dân, chú công an Công an nhân dân và di tích lịch sử ở địa phương.</w:t>
+            </w:r>
+          </w:p>
         </w:tc>
         <w:tc>
           <w:tcPr>
@@ -2224,6 +2289,19 @@
                 <w:sz w:val="18"/>
               </w:rPr>
               <w:t>NLS-AT: Không hét vào micro, loa vừa đủ, bản ghi chỉ dùng trong lớp.</w:t>
+            </w:r>
+          </w:p>
+          <w:p>
+            <w:pPr>
+              <w:spacing w:after="0"/>
+            </w:pPr>
+            <w:r>
+              <w:rPr>
+                <w:b w:val="0"/>
+                <w:i w:val="0"/>
+                <w:sz w:val="18"/>
+              </w:rPr>
+              <w:t>KNS: KN tự tin biểu diễn trước tập thể và phối hợp cùng nhóm.</w:t>
             </w:r>
           </w:p>
         </w:tc>
@@ -3537,6 +3615,19 @@
               <w:t>NLS-AT: Bản ghi chỉ dùng tại lớp, loa vừa đủ nghe.</w:t>
             </w:r>
           </w:p>
+          <w:p>
+            <w:pPr>
+              <w:spacing w:after="0"/>
+            </w:pPr>
+            <w:r>
+              <w:rPr>
+                <w:b w:val="0"/>
+                <w:i w:val="0"/>
+                <w:sz w:val="18"/>
+              </w:rPr>
+              <w:t>KNS: KN tự tin biểu diễn trước tập thể và phối hợp cùng nhóm.</w:t>
+            </w:r>
+          </w:p>
         </w:tc>
         <w:tc>
           <w:tcPr>
@@ -4109,6 +4200,19 @@
               <w:t>NLS-AT: Không nêu tên riêng, GV là người gửi.</w:t>
             </w:r>
           </w:p>
+          <w:p>
+            <w:pPr>
+              <w:spacing w:after="0"/>
+            </w:pPr>
+            <w:r>
+              <w:rPr>
+                <w:b w:val="0"/>
+                <w:i w:val="0"/>
+                <w:sz w:val="18"/>
+              </w:rPr>
+              <w:t>KNS: KN tự tin biểu diễn trước tập thể và phối hợp cùng nhóm.</w:t>
+            </w:r>
+          </w:p>
         </w:tc>
         <w:tc>
           <w:tcPr>
@@ -4679,6 +4783,19 @@
                 <w:sz w:val="18"/>
               </w:rPr>
               <w:t>NLS-AT: Đoạn quay chỉ xem tại lớp; học liệu bộ sách.</w:t>
+            </w:r>
+          </w:p>
+          <w:p>
+            <w:pPr>
+              <w:spacing w:after="0"/>
+            </w:pPr>
+            <w:r>
+              <w:rPr>
+                <w:b w:val="0"/>
+                <w:i w:val="0"/>
+                <w:sz w:val="18"/>
+              </w:rPr>
+              <w:t>KNS: KN tự tin biểu diễn trước tập thể và phối hợp cùng nhóm.</w:t>
             </w:r>
           </w:p>
         </w:tc>

--- a/assets/docs/lop1/Am nhac - Lop 1.docx
+++ b/assets/docs/lop1/Am nhac - Lop 1.docx
@@ -910,7 +910,7 @@
                 <w:i w:val="0"/>
                 <w:sz w:val="18"/>
               </w:rPr>
-              <w:t>NLS-KT (Cơ bản 1): GV chiếu bậc thang Đô – Rê – Mi, ô nốt sáng lên khi đàn; HS nhìn – nghe, nói tên nốt, nốt cao – thấp</w:t>
+              <w:t>NLS-KT (Cơ bản 1): GV chiếu hình bậc thang Đô – Rê – Mi từ học liệu số</w:t>
             </w:r>
           </w:p>
           <w:p>
@@ -923,7 +923,7 @@
                 <w:i w:val="0"/>
                 <w:sz w:val="18"/>
               </w:rPr>
-              <w:t>NLS-ST (Cơ bản 1): GV quay đoạn lớp đọc nhạc kèm kí hiệu tay, mở lại để HS tự sửa</w:t>
+              <w:t>NLS-ST (Cơ bản 1): GV quay đoạn ngắn cả lớp đọc Đô – Rê – Mi kết hợp kí hiệu bàn tay</w:t>
             </w:r>
           </w:p>
           <w:p>
@@ -936,7 +936,7 @@
                 <w:i w:val="0"/>
                 <w:sz w:val="18"/>
               </w:rPr>
-              <w:t>NLS-AT: Học liệu từ bộ sách; đoạn quay chỉ dùng tại lớp, không đăng mạng.</w:t>
+              <w:t>NLS-AT: Hình ảnh và âm thanh lấy từ học liệu của bộ sách; đoạn quay chỉ dùng tại lớp</w:t>
             </w:r>
           </w:p>
         </w:tc>

--- a/assets/docs/lop1/Am nhac - Lop 1.docx
+++ b/assets/docs/lop1/Am nhac - Lop 1.docx
@@ -624,7 +624,7 @@
                 <w:i w:val="0"/>
                 <w:sz w:val="18"/>
               </w:rPr>
-              <w:t>NLS-KT (Cơ bản 1): GV mở bản hát mẫu “Vào rừng hoa” từ học liệu số, chiếu tên bài, tác giả Việt Anh; HS nghe từng câu rồi hát nối tiếp</w:t>
+              <w:t>NLS-KT (Cơ bản 1): GV mở bản hát mẫu bài “Vào rừng hoa” từ học liệu số của bộ sách</w:t>
             </w:r>
           </w:p>
           <w:p>
@@ -637,7 +637,7 @@
                 <w:i w:val="0"/>
                 <w:sz w:val="18"/>
               </w:rPr>
-              <w:t>NLS-ST (Cơ bản 1): GV ghi âm cả lớp hát kết hợp vỗ tay theo phách, mở lại qua loa; HS chỉ chỗ hát chưa rõ</w:t>
+              <w:t>NLS-ST (Cơ bản 1): GV dùng điện thoại ghi âm phần cả lớp hát kết hợp vỗ tay theo phách rồi mở lại qua loa ngay tại lớp</w:t>
             </w:r>
           </w:p>
           <w:p>
@@ -650,7 +650,7 @@
                 <w:i w:val="0"/>
                 <w:sz w:val="18"/>
               </w:rPr>
-              <w:t>NLS-AT: Bản thu lấy từ học liệu bộ sách; nêu tên tác giả.</w:t>
+              <w:t>NLS-AT: Bản thu chỉ lấy từ học liệu của bộ sách hoặc kênh chính thức</w:t>
             </w:r>
           </w:p>
         </w:tc>
@@ -767,7 +767,7 @@
                 <w:i w:val="0"/>
                 <w:sz w:val="18"/>
               </w:rPr>
-              <w:t>NLS-KT (Cơ bản 1): GV mở các đoạn âm thanh tự nhiên và nhạc cụ từ học liệu số; HS nghe, nói tên âm thanh, chỉ tranh tương ứng</w:t>
+              <w:t>NLS-KT (Cơ bản 1): GV mở lần lượt các đoạn âm thanh tự nhiên (chim hót, gió, mưa, suối chảy) và âm thanh nhạc cụ (trống, đàn) từ học liệu số</w:t>
             </w:r>
           </w:p>
           <w:p>
@@ -780,7 +780,7 @@
                 <w:i w:val="0"/>
                 <w:sz w:val="18"/>
               </w:rPr>
-              <w:t>NLS-ST (Cơ bản 1): GV ghi âm "cơn mưa rừng" của lớp, mở lại qua loa; HS nhận xét to – nhỏ</w:t>
+              <w:t>NLS-ST (Cơ bản 1): GV ghi âm phần cả lớp tạo "cơn mưa rừng" bằng tay chân, mở lại qua loa; HS nghe và nhận xét đoạn nào nghe giống mưa nhỏ</w:t>
             </w:r>
           </w:p>
           <w:p>
@@ -793,7 +793,7 @@
                 <w:i w:val="0"/>
                 <w:sz w:val="18"/>
               </w:rPr>
-              <w:t>NLS-AT: Âm thanh lấy từ học liệu có nguồn; mở loa vừa đủ nghe.</w:t>
+              <w:t>NLS-AT: Các tệp âm thanh lấy từ học liệu của bộ sách hoặc kho âm thanh miễn phí có</w:t>
             </w:r>
           </w:p>
         </w:tc>
@@ -1053,7 +1053,7 @@
                 <w:i w:val="0"/>
                 <w:sz w:val="18"/>
               </w:rPr>
-              <w:t>NLS-ST (Cơ bản 1): GV ghi âm lớp đọc Đô – Rê – Mi to – nhỏ, mở lại qua loa; HS nói đoạn nào to, nhỏ và làm lại</w:t>
+              <w:t>NLS-ST (Cơ bản 1): GV dùng điện thoại ghi âm phần cả lớp đọc Đô – Rê – Mi lần to, lần nhỏ rồi mở lại qua loa</w:t>
             </w:r>
           </w:p>
           <w:p>
@@ -1066,7 +1066,7 @@
                 <w:i w:val="0"/>
                 <w:sz w:val="18"/>
               </w:rPr>
-              <w:t>NLS-KT (Cơ bản 1): GV mở đoạn nhạc có chỗ to – nhỏ kèm hình loa; HS giơ tay cao – thấp theo nhạc</w:t>
+              <w:t>NLS-KT (Cơ bản 1): GV mở một đoạn nhạc ngắn từ học liệu số có chỗ to, chỗ nhỏ, chiếu hình "loa to" – "loa nhỏ" thay đổi theo nhạc</w:t>
             </w:r>
           </w:p>
           <w:p>
@@ -1079,7 +1079,7 @@
                 <w:i w:val="0"/>
                 <w:sz w:val="18"/>
               </w:rPr>
-              <w:t>NLS-AT: Âm lượng loa vừa phải; bản thu chỉ dùng tại lớp.</w:t>
+              <w:t>NLS-AT: GV chỉnh âm lượng loa vừa phải, không tăng quá to khi minh họa "to"</w:t>
             </w:r>
           </w:p>
           <w:p>
@@ -1209,7 +1209,7 @@
                 <w:i w:val="0"/>
                 <w:sz w:val="18"/>
               </w:rPr>
-              <w:t>NLS-KT (Cơ bản 1): GV mở bản hát mẫu “Tổ quốc ta” từ học liệu số, chiếu tên bài, tác giả Mộng Lân; HS nghe từng câu rồi hát nối tiếp</w:t>
+              <w:t>NLS-KT (Cơ bản 1): GV mở bản hát mẫu bài “Tổ quốc ta” từ học liệu số của bộ sách</w:t>
             </w:r>
           </w:p>
           <w:p>
@@ -1222,7 +1222,7 @@
                 <w:i w:val="0"/>
                 <w:sz w:val="18"/>
               </w:rPr>
-              <w:t>NLS-ST (Cơ bản 1): GV ghi âm cả lớp hát kết hợp gõ phách, mở lại qua loa; HS chỉ chỗ hát chưa rõ</w:t>
+              <w:t>NLS-ST (Cơ bản 1): GV dùng điện thoại ghi âm phần cả lớp hát kết hợp gõ phách rồi mở lại qua loa ngay tại lớp</w:t>
             </w:r>
           </w:p>
           <w:p>
@@ -1235,7 +1235,7 @@
                 <w:i w:val="0"/>
                 <w:sz w:val="18"/>
               </w:rPr>
-              <w:t>NLS-AT: Bản thu lấy từ học liệu bộ sách; nêu tên tác giả.</w:t>
+              <w:t>NLS-AT: Bản thu chỉ lấy từ học liệu của bộ sách hoặc kênh chính thức</w:t>
             </w:r>
           </w:p>
           <w:p>
@@ -1365,7 +1365,7 @@
                 <w:i w:val="0"/>
                 <w:sz w:val="18"/>
               </w:rPr>
-              <w:t>NLS-KT (Cơ bản 1): GV mở phim ngắn về đội trống thiếu nhi và phát tiếng trống mẫu theo tiết tấu đen – đen – trắng; HS nói cách cầm dùi, gõ theo</w:t>
+              <w:t>NLS-KT (Cơ bản 1): GV mở đoạn phim ngắn từ học liệu số về đội trống của thiếu nhi (đeo trống, cầm dùi, gõ đều)</w:t>
             </w:r>
           </w:p>
           <w:p>
@@ -1378,7 +1378,7 @@
                 <w:i w:val="0"/>
                 <w:sz w:val="18"/>
               </w:rPr>
-              <w:t>NLS-ST (Cơ bản 1): GV ghi âm nhóm gõ trống, mở lại; HS nhận xét tiếng gõ đều chưa</w:t>
+              <w:t>NLS-ST (Cơ bản 1): GV ghi âm phần nhóm gõ trống con theo hình tiết tấu và mở lại qua loa; HS nghe xem tiếng gõ đã đều chưa</w:t>
             </w:r>
           </w:p>
           <w:p>
@@ -1391,7 +1391,7 @@
                 <w:i w:val="0"/>
                 <w:sz w:val="18"/>
               </w:rPr>
-              <w:t>NLS-AT: Phim từ học liệu bộ sách, GV xem trước; loa vừa đủ nghe.</w:t>
+              <w:t>NLS-AT: Đoạn phim lấy từ học liệu của bộ sách hoặc kênh chính thức, GV xem trước</w:t>
             </w:r>
           </w:p>
           <w:p>
@@ -1521,7 +1521,7 @@
                 <w:i w:val="0"/>
                 <w:sz w:val="18"/>
               </w:rPr>
-              <w:t>NLS-KT (Cơ bản 1): GV mở Quốc ca từ học liệu chính thức, chiếu lá cờ và tên nhạc sĩ Văn Cao; HS nói tên bài, tác giả, chỉ tư thế chào cờ đúng</w:t>
+              <w:t>NLS-KT (Cơ bản 1): GV mở bản thu Quốc ca từ học liệu chính thức, chiếu hình lá cờ Tổ quốc và tên nhạc sĩ Văn Cao</w:t>
             </w:r>
           </w:p>
           <w:p>
@@ -1534,7 +1534,7 @@
                 <w:i w:val="0"/>
                 <w:sz w:val="18"/>
               </w:rPr>
-              <w:t>NLS-ST (Cơ bản 1): GV ghi âm nhóm hát Tổ quốc ta có trống con đệm, mở lại; HS nhận xét tiếng trống</w:t>
+              <w:t>NLS-ST (Cơ bản 1): GV ghi âm phần nhóm hát Tổ quốc ta có gõ trống con đệm theo phách, mở lại qua loa</w:t>
             </w:r>
           </w:p>
           <w:p>
@@ -1547,7 +1547,7 @@
                 <w:i w:val="0"/>
                 <w:sz w:val="18"/>
               </w:rPr>
-              <w:t>NLS-AT: Quốc ca từ nguồn chính thức; đứng nghiêm khi nghe.</w:t>
+              <w:t>NLS-AT: Bản Quốc ca phải lấy từ nguồn chính thức, không dùng bản phối lạ</w:t>
             </w:r>
           </w:p>
           <w:p>
@@ -1677,7 +1677,7 @@
                 <w:i w:val="0"/>
                 <w:sz w:val="18"/>
               </w:rPr>
-              <w:t>NLS-KT (Cơ bản 1): GV mở các đoạn âm thanh cao – thấp và tiếng đàn kèm mũi tên lên – xuống; HS nghe – nhìn, nói âm cao – thấp, giơ tay theo</w:t>
+              <w:t>NLS-KT (Cơ bản 1): GV mở từ học liệu số các đoạn âm thanh cao – thấp (tiếng chim, tiếng bò, tiếng sáo, tiếng trống) và tiếng đàn các nốt</w:t>
             </w:r>
           </w:p>
           <w:p>
@@ -1690,7 +1690,7 @@
                 <w:i w:val="0"/>
                 <w:sz w:val="18"/>
               </w:rPr>
-              <w:t>NLS-ST (Cơ bản 1): GV ghi âm lớp hát "la" nhắc lại mẫu, mở lại; HS nhận xét đúng cao độ chưa</w:t>
+              <w:t>NLS-ST (Cơ bản 1): GV ghi âm phần cả lớp hát "la" nhắc lại mẫu cao – thấp và mở lại qua loa</w:t>
             </w:r>
           </w:p>
           <w:p>
@@ -1703,7 +1703,7 @@
                 <w:i w:val="0"/>
                 <w:sz w:val="18"/>
               </w:rPr>
-              <w:t>NLS-AT: Âm thanh từ học liệu có nguồn; loa vừa đủ, tránh âm chói tai.</w:t>
+              <w:t>NLS-AT: Âm thanh lấy từ học liệu của bộ sách hoặc kho âm thanh có ghi rõ nguồn</w:t>
             </w:r>
           </w:p>
           <w:p>
@@ -1833,7 +1833,7 @@
                 <w:i w:val="0"/>
                 <w:sz w:val="18"/>
               </w:rPr>
-              <w:t>NLS-KT (Cơ bản 1): GV mở bản hát mẫu “Lớp Một thân yêu” từ học liệu số, chiếu tên bài, tác giả Bùi Anh Tôn; HS nghe từng câu rồi hát nối tiếp</w:t>
+              <w:t>NLS-KT (Cơ bản 1): GV mở bản hát mẫu bài “Lớp Một thân yêu” từ học liệu số của bộ sách</w:t>
             </w:r>
           </w:p>
           <w:p>
@@ -1846,7 +1846,7 @@
                 <w:i w:val="0"/>
                 <w:sz w:val="18"/>
               </w:rPr>
-              <w:t>NLS-ST (Cơ bản 1): GV ghi âm cả lớp hát kết hợp vỗ tay theo phách, mở lại qua loa; HS chỉ chỗ hát chưa rõ</w:t>
+              <w:t>NLS-ST (Cơ bản 1): GV dùng điện thoại ghi âm phần cả lớp hát kết hợp vỗ tay theo phách rồi mở lại qua loa ngay tại lớp</w:t>
             </w:r>
           </w:p>
           <w:p>
@@ -1859,7 +1859,7 @@
                 <w:i w:val="0"/>
                 <w:sz w:val="18"/>
               </w:rPr>
-              <w:t>NLS-AT: Bản thu lấy từ học liệu bộ sách; nêu tên tác giả.</w:t>
+              <w:t>NLS-AT: Bản thu chỉ lấy từ học liệu của bộ sách hoặc kênh chính thức</w:t>
             </w:r>
           </w:p>
         </w:tc>
@@ -1976,7 +1976,7 @@
                 <w:i w:val="0"/>
                 <w:sz w:val="18"/>
               </w:rPr>
-              <w:t>NLS-KT (Cơ bản 1): GV chiếu hình kí hiệu bàn tay Đô – Rê – Mi, bật âm mẫu từng nốt; HS nhìn hình, nghe và đọc đúng tên nốt</w:t>
+              <w:t>NLS-KT (Cơ bản 1): GV chiếu hình ba kí hiệu bàn tay Đô – Rê – Mi lấy từ học liệu số của bộ sách</w:t>
             </w:r>
           </w:p>
           <w:p>
@@ -1989,7 +1989,7 @@
                 <w:i w:val="0"/>
                 <w:sz w:val="18"/>
               </w:rPr>
-              <w:t>NLS-ST (Cơ bản 1): GV quay ngắn phần “ban nhạc” của một nhóm, mở lại; HS xem và sửa kí hiệu bàn tay</w:t>
+              <w:t>NLS-ST (Cơ bản 1): GV dùng điện thoại quay ngắn phần “ban nhạc Đô – Rê – Mi” của một nhóm rồi mở lại trên màn hình</w:t>
             </w:r>
           </w:p>
           <w:p>
@@ -2002,7 +2002,7 @@
                 <w:i w:val="0"/>
                 <w:sz w:val="18"/>
               </w:rPr>
-              <w:t>NLS-AT: Học liệu lấy từ bộ sách; đoạn quay chỉ dùng tại lớp.</w:t>
+              <w:t>NLS-AT: Âm mẫu và hình kí hiệu bàn tay lấy từ học liệu của bộ sách</w:t>
             </w:r>
           </w:p>
         </w:tc>
@@ -2119,7 +2119,7 @@
                 <w:i w:val="0"/>
                 <w:sz w:val="18"/>
               </w:rPr>
-              <w:t>NLS-KT (Cơ bản 1): GV mở bản thu “Những bông hoa những bài ca”, chiếu tên bài, tác giả Hoàng Long; HS nghe, nêu cảm nhận vui hay buồn; NLS</w:t>
+              <w:t>NLS-KT (Cơ bản 1): GV mở bản thu bài “Những bông hoa những bài ca” từ học liệu số</w:t>
             </w:r>
           </w:p>
           <w:p>
@@ -2132,7 +2132,7 @@
                 <w:i w:val="0"/>
                 <w:sz w:val="18"/>
               </w:rPr>
-              <w:t>AI-NB (Cơ bản 1): GV bật từng nốt trên phần mềm đàn phím, máy hiện tên nốt; HS đọc và đối chiếu kí hiệu bàn tay</w:t>
+              <w:t>AI-NB (Cơ bản 1): GV dùng phần mềm đàn phím trên máy tính bật từng nốt Đô, Rê, Mi để HS đọc lại</w:t>
             </w:r>
           </w:p>
           <w:p>
@@ -2145,7 +2145,7 @@
                 <w:i w:val="0"/>
                 <w:sz w:val="18"/>
               </w:rPr>
-              <w:t>NLS-AT: Bản thu từ học liệu bộ sách; loa vừa đủ nghe.</w:t>
+              <w:t>NLS-AT: Bản thu lấy từ học liệu của bộ sách hoặc kênh chính thức, nêu rõ tên tác giả</w:t>
             </w:r>
           </w:p>
         </w:tc>
@@ -2262,7 +2262,7 @@
                 <w:i w:val="0"/>
                 <w:sz w:val="18"/>
               </w:rPr>
-              <w:t>NLS-KT (Cơ bản 1): GV mở ứng dụng ghi âm có sóng âm, HS đọc “la” to – nhỏ rồi nhìn sóng lớn – nhỏ; nghe âm mẫu cao – thấp</w:t>
+              <w:t>NLS-KT (Cơ bản 1): GV mở ứng dụng ghi âm có hình sóng âm trên màn hình, cho cả lớp đọc “la” to rồi nhỏ</w:t>
             </w:r>
           </w:p>
           <w:p>
@@ -2275,7 +2275,7 @@
                 <w:i w:val="0"/>
                 <w:sz w:val="18"/>
               </w:rPr>
-              <w:t>NLS-ST (Cơ bản 1): GV ghi âm nhóm đọc Đô – Rê – Mi to – nhỏ, mở lại; HS nhận xét</w:t>
+              <w:t>NLS-ST (Cơ bản 1): GV ghi âm một nhóm đọc câu nhạc Đô – Rê – Mi to – nhỏ theo hình, mở lại qua loa</w:t>
             </w:r>
           </w:p>
           <w:p>
@@ -2288,7 +2288,7 @@
                 <w:i w:val="0"/>
                 <w:sz w:val="18"/>
               </w:rPr>
-              <w:t>NLS-AT: Không hét vào micro, loa vừa đủ, bản ghi chỉ dùng trong lớp.</w:t>
+              <w:t>NLS-AT: Không để HS hét quá to vào micro; loa mở vừa đủ nghe, không để sát tai</w:t>
             </w:r>
           </w:p>
           <w:p>
@@ -2418,7 +2418,7 @@
                 <w:i w:val="0"/>
                 <w:sz w:val="18"/>
               </w:rPr>
-              <w:t>NLS-KT (Cơ bản 1): GV mở bản hát mẫu “Chào người bạn mới đến”, chiếu tên bài, tác giả; HS nghe từng câu rồi hát nối tiếp</w:t>
+              <w:t>NLS-KT (Cơ bản 1): GV mở bản hát mẫu bài “Chào người bạn mới đến” từ học liệu số, chiếu màn hình có tên bài và tên tác giả Lương Bằng Vinh</w:t>
             </w:r>
           </w:p>
           <w:p>
@@ -2431,7 +2431,7 @@
                 <w:i w:val="0"/>
                 <w:sz w:val="18"/>
               </w:rPr>
-              <w:t>NLS-GT (Cơ bản 1): GV quay lớp hát kết hợp động tác chào, mở lại, gửi nhóm lớp khi được đồng ý; HS nói lời chào gửi cha mẹ</w:t>
+              <w:t>NLS-GT (Cơ bản 1): GV dùng điện thoại quay đoạn cả lớp hát kết hợp động tác chào bạn, mở lại trên màn hình để HS xem</w:t>
             </w:r>
           </w:p>
           <w:p>
@@ -2444,7 +2444,7 @@
                 <w:i w:val="0"/>
                 <w:sz w:val="18"/>
               </w:rPr>
-              <w:t>NLS-AT: Học liệu bộ sách; không đăng công khai.</w:t>
+              <w:t>NLS-AT: Bản hát mẫu lấy từ học liệu của bộ sách hoặc kênh chính thức</w:t>
             </w:r>
           </w:p>
         </w:tc>
@@ -2561,7 +2561,7 @@
                 <w:i w:val="0"/>
                 <w:sz w:val="18"/>
               </w:rPr>
-              <w:t>NLS-KT (Cơ bản 1): GV mở video cách cầm, gõ trống con, dừng hình tư thế cầm dùi; HS nhìn, làm theo, nhận ra tiếng trống</w:t>
+              <w:t>NLS-KT (Cơ bản 1): GV mở video ngắn từ học liệu số giới thiệu cách cầm và gõ trống con</w:t>
             </w:r>
           </w:p>
           <w:p>
@@ -2574,7 +2574,7 @@
                 <w:i w:val="0"/>
                 <w:sz w:val="18"/>
               </w:rPr>
-              <w:t>NLS-ST (Cơ bản 1): GV ghi âm lớp hát kết hợp gõ trống đệm, mở lại; HS nhận xét tiếng trống đều phách chưa</w:t>
+              <w:t>NLS-ST (Cơ bản 1): GV dùng điện thoại ghi âm phần cả lớp hát kết hợp gõ trống đệm theo phách, mở lại qua loa</w:t>
             </w:r>
           </w:p>
           <w:p>
@@ -2587,7 +2587,7 @@
                 <w:i w:val="0"/>
                 <w:sz w:val="18"/>
               </w:rPr>
-              <w:t>NLS-AT: Học liệu bộ sách; không gõ sát tai bạn; bản ghi chỉ dùng trong lớp.</w:t>
+              <w:t>NLS-AT: Video và âm thanh mẫu lấy từ học liệu của bộ sách; loa mở vừa đủ nghe</w:t>
             </w:r>
           </w:p>
         </w:tc>
@@ -2704,7 +2704,7 @@
                 <w:i w:val="0"/>
                 <w:sz w:val="18"/>
               </w:rPr>
-              <w:t>NLS-KT (Cơ bản 1): GV chiếu hình, video trống cái, bật tiếng trống cái – trống con; HS nghe, chỉ đúng hình; chiếu tên “Vũ khúc thiên nga”, Trai-cốp-xki; NLS</w:t>
+              <w:t>NLS-KT (Cơ bản 1): GV chiếu hình và video ngắn trống cái ở trường học, lễ hội lấy từ học liệu số</w:t>
             </w:r>
           </w:p>
           <w:p>
@@ -2717,7 +2717,7 @@
                 <w:i w:val="0"/>
                 <w:sz w:val="18"/>
               </w:rPr>
-              <w:t>AI-NB (Cơ bản 1): GV mở đoạn giới thiệu ngắn do AI đọc về Hồ thiên nga (đã kiểm tra); HS nghe, trả lời</w:t>
+              <w:t>AI-NB (Cơ bản 1): GV chuẩn bị trước một đoạn giới thiệu ngắn 2–3 câu về đàn thiên nga trong vở ba lê Hồ thiên nga do trợ lí AI đọc bằng</w:t>
             </w:r>
           </w:p>
           <w:p>
@@ -2730,7 +2730,7 @@
                 <w:i w:val="0"/>
                 <w:sz w:val="18"/>
               </w:rPr>
-              <w:t>NLS-AT: Học liệu bộ sách; GV duyệt nội dung AI.</w:t>
+              <w:t>NLS-AT: Hình, video, bản thu lấy từ học liệu của bộ sách hoặc kênh chính thức</w:t>
             </w:r>
           </w:p>
         </w:tc>
@@ -2847,33 +2847,6 @@
                 <w:i w:val="0"/>
                 <w:sz w:val="18"/>
               </w:rPr>
-              <w:t>NLS-KT (Cơ bản 1): GV chiếu tranh 4 bài hát kèm nhạc dạo, hình 2 mẫu tiết tấu; HS nhìn, nghe, nói tên bài, gõ theo</w:t>
-            </w:r>
-          </w:p>
-          <w:p>
-            <w:pPr>
-              <w:spacing w:after="0"/>
-            </w:pPr>
-            <w:r>
-              <w:rPr>
-                <w:b w:val="0"/>
-                <w:i w:val="0"/>
-                <w:sz w:val="18"/>
-              </w:rPr>
-              <w:t>NLS-ST (Cơ bản 1): GV quay phần tốp ca, song ca, mở lại; HS xem, nói điều cần sửa</w:t>
-            </w:r>
-          </w:p>
-          <w:p>
-            <w:pPr>
-              <w:spacing w:after="0"/>
-            </w:pPr>
-            <w:r>
-              <w:rPr>
-                <w:b w:val="0"/>
-                <w:i w:val="0"/>
-                <w:sz w:val="18"/>
-              </w:rPr>
-              <w:t>NLS-AT: Học liệu bộ sách; đoạn quay chỉ dùng trong lớp.</w:t>
             </w:r>
           </w:p>
         </w:tc>
@@ -2990,33 +2963,6 @@
                 <w:i w:val="0"/>
                 <w:sz w:val="18"/>
               </w:rPr>
-              <w:t>NLS-ST (Cơ bản 1): GV quay phần trình bày từng nhóm, mở lại đoạn tiêu biểu; HS xem, tự nói mình đạt mức Biết, Hiểu hay Vận dụng</w:t>
-            </w:r>
-          </w:p>
-          <w:p>
-            <w:pPr>
-              <w:spacing w:after="0"/>
-            </w:pPr>
-            <w:r>
-              <w:rPr>
-                <w:b w:val="0"/>
-                <w:i w:val="0"/>
-                <w:sz w:val="18"/>
-              </w:rPr>
-              <w:t>NLS-GT (Cơ bản 1): Đoạn quay gửi nhóm lớp cho cha mẹ khi được đồng ý; HS nói lời nhắn</w:t>
-            </w:r>
-          </w:p>
-          <w:p>
-            <w:pPr>
-              <w:spacing w:after="0"/>
-            </w:pPr>
-            <w:r>
-              <w:rPr>
-                <w:b w:val="0"/>
-                <w:i w:val="0"/>
-                <w:sz w:val="18"/>
-              </w:rPr>
-              <w:t>NLS-AT: HS không cầm thiết bị; không đăng công khai.</w:t>
             </w:r>
           </w:p>
         </w:tc>
@@ -3133,7 +3079,7 @@
                 <w:i w:val="0"/>
                 <w:sz w:val="18"/>
               </w:rPr>
-              <w:t>NLS-KT (Cơ bản 1): GV mở bản hát mẫu “Xúc xắc xúc xẻ” từ học liệu số, chiếu tên bài, tên tác giả; HS nghe từng câu rồi hát nối tiếp</w:t>
+              <w:t>NLS-KT (Cơ bản 1): GV mở bản hát mẫu bài “Xúc xắc xúc xẻ” từ học liệu số, chiếu màn hình có tên bài</w:t>
             </w:r>
           </w:p>
           <w:p>
@@ -3146,7 +3092,7 @@
                 <w:i w:val="0"/>
                 <w:sz w:val="18"/>
               </w:rPr>
-              <w:t>NLS-ST (Cơ bản 1): GV ghi âm cả lớp hát kết hợp gõ đệm, mở lại qua loa; HS chỉ chỗ hát chưa đều</w:t>
+              <w:t>NLS-ST (Cơ bản 1): GV dùng điện thoại ghi âm cả lớp hát kết hợp gõ đệm theo phách rồi mở lại qua loa</w:t>
             </w:r>
           </w:p>
           <w:p>
@@ -3159,7 +3105,7 @@
                 <w:i w:val="0"/>
                 <w:sz w:val="18"/>
               </w:rPr>
-              <w:t>NLS-AT: Bản thu lấy từ học liệu bộ sách; nêu tên tác giả.</w:t>
+              <w:t>NLS-AT: Bản thu chỉ lấy từ học liệu của bộ sách hoặc kênh chính thức</w:t>
             </w:r>
           </w:p>
         </w:tc>
@@ -3300,7 +3246,7 @@
                 <w:i w:val="0"/>
                 <w:sz w:val="18"/>
               </w:rPr>
-              <w:t>NLS-KT (Cơ bản 1): GV chiếu hình 5 nốt kèm kí hiệu bàn tay, bấm phát cao độ; HS nhìn, nói tên nốt Pha, Son và làm kí hiệu</w:t>
+              <w:t>NLS-KT (Cơ bản 1): GV chiếu hình 5 nốt Đô – Rê – Mi – Pha – Son kèm kí hiệu bàn tay trên màn hình</w:t>
             </w:r>
           </w:p>
           <w:p>
@@ -3313,7 +3259,7 @@
                 <w:i w:val="0"/>
                 <w:sz w:val="18"/>
               </w:rPr>
-              <w:t>NLS-ST (Cơ bản 1): GV quay video lớp đọc nhạc kết hợp kí hiệu bàn tay, mở lại để HS tự sửa</w:t>
+              <w:t>NLS-ST (Cơ bản 1): GV quay đoạn video ngắn cả lớp đọc bài Những người bạn của Đô – Rê – Mi kết hợp kí hiệu bàn tay</w:t>
             </w:r>
           </w:p>
           <w:p>
@@ -3326,7 +3272,7 @@
                 <w:i w:val="0"/>
                 <w:sz w:val="18"/>
               </w:rPr>
-              <w:t>NLS-AT: Video chỉ xem tại lớp, không đăng mạng khi chưa được phép.</w:t>
+              <w:t>NLS-AT: Video của lớp chỉ dùng xem tại lớp</w:t>
             </w:r>
           </w:p>
         </w:tc>
@@ -3443,7 +3389,7 @@
                 <w:i w:val="0"/>
                 <w:sz w:val="18"/>
               </w:rPr>
-              <w:t>NLS-KT (Cơ bản 1): GV chiếu chân dung Mô-da, mở bản Khát vọng mùa xuân từ học liệu số, chiếu tên bản nhạc, nhạc sĩ; HS nghe, nói tên; NLS</w:t>
+              <w:t>NLS-KT (Cơ bản 1): GV chiếu chân dung Mô-da và tranh minh họa câu chuyện trên màn hình, mở bản Khát vọng mùa xuân từ học liệu số</w:t>
             </w:r>
           </w:p>
           <w:p>
@@ -3456,7 +3402,7 @@
                 <w:i w:val="0"/>
                 <w:sz w:val="18"/>
               </w:rPr>
-              <w:t>AI-NB (Cơ bản 1): GV cho AI đọc to đoạn kể về tuổi thơ Mô-da; HS nhận ra giọng máy</w:t>
+              <w:t>AI-NB (Cơ bản 1): GV dùng một ứng dụng AI đọc to đoạn ngắn kể về tuổi thơ Mô-da bằng giọng máy</w:t>
             </w:r>
           </w:p>
           <w:p>
@@ -3469,7 +3415,7 @@
                 <w:i w:val="0"/>
                 <w:sz w:val="18"/>
               </w:rPr>
-              <w:t>NLS-AT: Học liệu từ bộ sách, GV kiểm tra thông tin trước khi kể.</w:t>
+              <w:t>NLS-AT: Hình ảnh, bản nhạc lấy từ học liệu bộ sách hoặc kênh chính thức</w:t>
             </w:r>
           </w:p>
         </w:tc>
@@ -3586,7 +3532,7 @@
                 <w:i w:val="0"/>
                 <w:sz w:val="18"/>
               </w:rPr>
-              <w:t>NLS-KT (Cơ bản 1): GV mở các đoạn âm thanh dài – ngắn từ học liệu số kèm hình nét dài – ngắn; HS nghe, chỉ đúng hình</w:t>
+              <w:t>NLS-KT (Cơ bản 1): GV mở từ học liệu số các đoạn âm thanh dài – ngắn (tiếng còi tàu, tiếng chim hót, tiếng chuông)</w:t>
             </w:r>
           </w:p>
           <w:p>
@@ -3599,7 +3545,7 @@
                 <w:i w:val="0"/>
                 <w:sz w:val="18"/>
               </w:rPr>
-              <w:t>NLS-ST (Cơ bản 1): GV ghi âm trò chơi Ai hót dài hơn?, mở lại và chiếu vạch sóng âm; HS nói bạn nào ngân dài hơn</w:t>
+              <w:t>NLS-ST (Cơ bản 1): GV dùng điện thoại ghi âm phần “hót” của các bạn trong trò chơi Ai hót dài hơn?</w:t>
             </w:r>
           </w:p>
           <w:p>
@@ -3612,7 +3558,7 @@
                 <w:i w:val="0"/>
                 <w:sz w:val="18"/>
               </w:rPr>
-              <w:t>NLS-AT: Bản ghi chỉ dùng tại lớp, loa vừa đủ nghe.</w:t>
+              <w:t>NLS-AT: Âm thanh lấy từ học liệu bộ sách; bản ghi giọng HS chỉ dùng tại lớp</w:t>
             </w:r>
           </w:p>
           <w:p>
@@ -3742,7 +3688,7 @@
                 <w:i w:val="0"/>
                 <w:sz w:val="18"/>
               </w:rPr>
-              <w:t>NLS-KT (Cơ bản 1): GV mở bản hát mẫu “Gà gáy” từ học liệu số, chiếu tên bài, dân ca Cống Khao, lời mới Huy Trân; HS nghe từng câu rồi hát nối tiếp</w:t>
+              <w:t>NLS-KT (Cơ bản 1): GV mở bản hát mẫu bài “Gà gáy” từ học liệu số, chiếu màn hình có tên bài</w:t>
             </w:r>
           </w:p>
           <w:p>
@@ -3755,7 +3701,7 @@
                 <w:i w:val="0"/>
                 <w:sz w:val="18"/>
               </w:rPr>
-              <w:t>NLS-ST (Cơ bản 1): GV ghi âm lớp hát kết hợp gõ đệm, mở lại; HS chỉ chỗ ngân chưa đủ</w:t>
+              <w:t>NLS-ST (Cơ bản 1): GV dùng điện thoại ghi âm cả lớp hát kết hợp gõ đệm rồi mở lại qua loa; HS nghe và chỉ ra chỗ ngân chưa đủ</w:t>
             </w:r>
           </w:p>
           <w:p>
@@ -3768,7 +3714,7 @@
                 <w:i w:val="0"/>
                 <w:sz w:val="18"/>
               </w:rPr>
-              <w:t>NLS-AT: Bản thu từ học liệu bộ sách; nêu rõ nguồn dân ca.</w:t>
+              <w:t>NLS-AT: Bản thu chỉ lấy từ học liệu bộ sách hoặc kênh chính thức</w:t>
             </w:r>
           </w:p>
         </w:tc>
@@ -3885,7 +3831,7 @@
                 <w:i w:val="0"/>
                 <w:sz w:val="18"/>
               </w:rPr>
-              <w:t>NLS-KT (Cơ bản 1): GV chiếu tranh câu chuyện thanh phách, mở tiếng phách và đoạn dân ca có phách đệm; HS nói tên nhạc cụ, vật liệu tre; NLS</w:t>
+              <w:t>NLS-KT (Cơ bản 1): GV chiếu tranh minh họa câu chuyện về thanh phách và mở đoạn âm thanh tiếng phách gõ</w:t>
             </w:r>
           </w:p>
           <w:p>
@@ -3898,7 +3844,7 @@
                 <w:i w:val="0"/>
                 <w:sz w:val="18"/>
               </w:rPr>
-              <w:t>AI-NB (Cơ bản 1): GV cho AI vẽ hình thanh phách, HS so với thanh phách thật, nêu điểm giống – khác</w:t>
+              <w:t>AI-NB (Cơ bản 1): GV mở một ứng dụng AI tạo hình ảnh, nhập yêu cầu vẽ “hai thanh phách bằng tre”</w:t>
             </w:r>
           </w:p>
           <w:p>
@@ -3911,7 +3857,7 @@
                 <w:i w:val="0"/>
                 <w:sz w:val="18"/>
               </w:rPr>
-              <w:t>NLS-AT: Hình máy vẽ chỉ để so sánh, học liệu từ bộ sách.</w:t>
+              <w:t>NLS-AT: Hình do máy vẽ chỉ để so sánh, thanh phách thật mới là chuẩn; âm thanh</w:t>
             </w:r>
           </w:p>
         </w:tc>
@@ -4028,7 +3974,7 @@
                 <w:i w:val="0"/>
                 <w:sz w:val="18"/>
               </w:rPr>
-              <w:t>NLS-KT (Cơ bản 1): GV chiếu hình tiết tấu, phát tiếng phách mẫu; mở bài Lí cây bông từ học liệu số, chiếu tên bài, dân ca Nam Bộ; HS nghe, gõ theo</w:t>
+              <w:t>NLS-KT (Cơ bản 1): GV chiếu hình tiết tấu 1, 2 trên màn hình, bấm phát tiếng phách mẫu theo từng hình để HS nghe rồi gõ theo</w:t>
             </w:r>
           </w:p>
           <w:p>
@@ -4041,7 +3987,7 @@
                 <w:i w:val="0"/>
                 <w:sz w:val="18"/>
               </w:rPr>
-              <w:t>NLS-ST (Cơ bản 1): GV ghi âm lớp hát Gà gáy gõ thanh phách, mở lại; HS nhận xét tiếng phách</w:t>
+              <w:t>NLS-ST (Cơ bản 1): GV ghi âm cả lớp hát Gà gáy kết hợp gõ thanh phách rồi mở lại qua loa; HS nghe và nhận xét tiếng phách đã đều</w:t>
             </w:r>
           </w:p>
           <w:p>
@@ -4054,7 +4000,7 @@
                 <w:i w:val="0"/>
                 <w:sz w:val="18"/>
               </w:rPr>
-              <w:t>NLS-AT: Ngồi xa màn hình, loa vừa đủ, học liệu bộ sách.</w:t>
+              <w:t>NLS-AT: HS ngồi cách màn hình đủ xa, không nhìn quá lâu; loa mở vừa đủ nghe</w:t>
             </w:r>
           </w:p>
         </w:tc>
@@ -4171,7 +4117,7 @@
                 <w:i w:val="0"/>
                 <w:sz w:val="18"/>
               </w:rPr>
-              <w:t>NLS-KT (Cơ bản 1): GV mở tiếng gà gáy dài – ngắn từ học liệu số kèm hình nét dài – ngắn; HS nghe, chỉ đúng hình, gáy đáp</w:t>
+              <w:t>NLS-KT (Cơ bản 1): GV mở từ học liệu số các tiếng gà gáy dài – ngắn khác nhau kèm hình nét dài – nét ngắn trên màn hình</w:t>
             </w:r>
           </w:p>
           <w:p>
@@ -4184,7 +4130,7 @@
                 <w:i w:val="0"/>
                 <w:sz w:val="18"/>
               </w:rPr>
-              <w:t>NLS-GT (Cơ bản 1): GV ghi âm lớp gáy và chào buổi sáng làm lời nhắn gửi lớp bên qua Zalo của GV; HS nghe lại trước khi gửi</w:t>
+              <w:t>NLS-GT (Cơ bản 1): GV dùng điện thoại ghi âm cả lớp gáy “ò ó o” thật hay và nói lời chào buổi sáng</w:t>
             </w:r>
           </w:p>
           <w:p>
@@ -4197,7 +4143,7 @@
                 <w:i w:val="0"/>
                 <w:sz w:val="18"/>
               </w:rPr>
-              <w:t>NLS-AT: Không nêu tên riêng, GV là người gửi.</w:t>
+              <w:t>NLS-AT: Lời nhắn chỉ có giọng cả lớp, không nêu tên riêng, không kèm hình mặt HS</w:t>
             </w:r>
           </w:p>
           <w:p>
@@ -4327,7 +4273,7 @@
                 <w:i w:val="0"/>
                 <w:sz w:val="18"/>
               </w:rPr>
-              <w:t>NLS-KT (Cơ bản 1): GV mở bản hát mẫu “Cây gia đình” từ học liệu số, chiếu tên bài, tác giả nhạc và lời thơ; HS nghe từng câu rồi hát nối tiếp</w:t>
+              <w:t>NLS-KT (Cơ bản 1): GV mở bản hát mẫu bài “Cây gia đình” từ học liệu số, chiếu màn hình có tên bài</w:t>
             </w:r>
           </w:p>
           <w:p>
@@ -4340,7 +4286,7 @@
                 <w:i w:val="0"/>
                 <w:sz w:val="18"/>
               </w:rPr>
-              <w:t>NLS-ST (Cơ bản 1): GV ghi âm lớp hát kết hợp gõ đệm, mở lại; HS chỉ chỗ hát chưa rõ</w:t>
+              <w:t>NLS-ST (Cơ bản 1): GV dùng điện thoại ghi âm cả lớp hát bài Cây gia đình kết hợp gõ đệm, mở lại qua loa</w:t>
             </w:r>
           </w:p>
           <w:p>
@@ -4353,7 +4299,7 @@
                 <w:i w:val="0"/>
                 <w:sz w:val="18"/>
               </w:rPr>
-              <w:t>NLS-AT: Bản thu từ học liệu bộ sách; bản ghi lớp do GV gửi nhóm lớp.</w:t>
+              <w:t>NLS-AT: Bản thu chỉ lấy từ học liệu bộ sách hoặc kênh chính thức</w:t>
             </w:r>
           </w:p>
         </w:tc>
@@ -4470,7 +4416,7 @@
                 <w:i w:val="0"/>
                 <w:sz w:val="18"/>
               </w:rPr>
-              <w:t>NLS-KT (Cơ bản 1): GV mở bản đọc nhạc mẫu Hát cùng Đô – Rê – Mi – Pha – Son, chiếu bậc thang 5 nốt; HS nghe từng câu, nói tên nốt rồi đọc theo</w:t>
+              <w:t>NLS-KT (Cơ bản 1): GV mở bản đọc nhạc mẫu Hát cùng Đô – Rê – Mi – Pha – Son từ học liệu số</w:t>
             </w:r>
           </w:p>
           <w:p>
@@ -4483,7 +4429,7 @@
                 <w:i w:val="0"/>
                 <w:sz w:val="18"/>
               </w:rPr>
-              <w:t>NLS-ST (Cơ bản 1): GV quay lớp đọc nhạc kết hợp kí hiệu tay, mở lại; HS chỉ chỗ làm tay chưa đúng</w:t>
+              <w:t>NLS-ST (Cơ bản 1): GV dùng điện thoại quay đoạn ngắn cả lớp đọc nhạc kết hợp kí hiệu bàn tay, mở lại trên màn hình</w:t>
             </w:r>
           </w:p>
           <w:p>
@@ -4496,7 +4442,7 @@
                 <w:i w:val="0"/>
                 <w:sz w:val="18"/>
               </w:rPr>
-              <w:t>NLS-AT: Học liệu bộ sách; đoạn quay chỉ xem tại lớp.</w:t>
+              <w:t>NLS-AT: Bản đọc nhạc mẫu lấy từ học liệu của bộ sách, không tải từ trang lạ</w:t>
             </w:r>
           </w:p>
         </w:tc>
@@ -4613,7 +4559,7 @@
                 <w:i w:val="0"/>
                 <w:sz w:val="18"/>
               </w:rPr>
-              <w:t>NLS-KT (Cơ bản 1): GV mở bản thu Con chim vành khuyên, chiếu tranh, tên bài và nhạc sĩ Hoàng Vân; HS nghe, trả lời chú chim chào ai</w:t>
+              <w:t>NLS-KT (Cơ bản 1): GV mở bản thu Con chim vành khuyên từ học liệu số, chiếu tranh minh họa cùng tên bài, tên nhạc sĩ Hoàng Vân</w:t>
             </w:r>
           </w:p>
           <w:p>
@@ -4626,7 +4572,7 @@
                 <w:i w:val="0"/>
                 <w:sz w:val="18"/>
               </w:rPr>
-              <w:t>NLS-GT (Cơ bản 1): GV gửi bản thu lên nhóm lớp để HS nghe lại cùng cha mẹ</w:t>
+              <w:t>NLS-GT (Cơ bản 1): GV gửi bản thu bài hát lên nhóm lớp (Zalo) để cha mẹ mở cho HS nghe lại ở nhà và kể lại nội dung bài</w:t>
             </w:r>
           </w:p>
           <w:p>
@@ -4639,7 +4585,7 @@
                 <w:i w:val="0"/>
                 <w:sz w:val="18"/>
               </w:rPr>
-              <w:t>NLS-AT: Học liệu bộ sách; HS không tự dùng điện thoại, nghe cùng người lớn.</w:t>
+              <w:t>NLS-AT: Bản thu lấy từ học liệu bộ sách, không tải từ trang lạ</w:t>
             </w:r>
           </w:p>
         </w:tc>
@@ -4756,7 +4702,7 @@
                 <w:i w:val="0"/>
                 <w:sz w:val="18"/>
               </w:rPr>
-              <w:t>NLS-ST (Cơ bản 1): GV quay trò chơi Ban nhạc “Những người bạn”, mở lại; HS chỉ bạn đọc đúng nốt, chỗ cần sửa</w:t>
+              <w:t>NLS-ST (Cơ bản 1): GV dùng điện thoại quay đoạn ngắn trò chơi Ban nhạc “Những người bạn”, mở lại trên màn hình; HS xem lại</w:t>
             </w:r>
           </w:p>
           <w:p>
@@ -4769,7 +4715,7 @@
                 <w:i w:val="0"/>
                 <w:sz w:val="18"/>
               </w:rPr>
-              <w:t>NLS-KT (Cơ bản 1): GV mở bản thu Cây gia đình, Con chim vành khuyên; HS nghe đoạn đầu, nói tên bài</w:t>
+              <w:t>NLS-KT (Cơ bản 1): GV mở hai bản thu Cây gia đình và Con chim vành khuyên từ học liệu số, chiếu tranh minh họa từng bài; HS nghe đoạn đầu</w:t>
             </w:r>
           </w:p>
           <w:p>
@@ -4782,7 +4728,7 @@
                 <w:i w:val="0"/>
                 <w:sz w:val="18"/>
               </w:rPr>
-              <w:t>NLS-AT: Đoạn quay chỉ xem tại lớp; học liệu bộ sách.</w:t>
+              <w:t>NLS-AT: Đoạn quay chỉ để xem tại lớp, không đăng lên mạng khi chưa được cha mẹ đồng ý</w:t>
             </w:r>
           </w:p>
           <w:p>
@@ -4912,7 +4858,7 @@
                 <w:i w:val="0"/>
                 <w:sz w:val="18"/>
               </w:rPr>
-              <w:t>NLS-KT (Cơ bản 1): GV mở bản hát mẫu Ngôi sao lấp lánh, chiếu tên bài, người biên soạn lời Việt; HS nghe từng câu, hát nối tiếp</w:t>
+              <w:t>NLS-KT (Cơ bản 1): GV mở bản hát mẫu Ngôi sao lấp lánh từ học liệu số, chiếu tên bài cùng dòng “Nhạc nước ngoài</w:t>
             </w:r>
           </w:p>
           <w:p>
@@ -4925,7 +4871,7 @@
                 <w:i w:val="0"/>
                 <w:sz w:val="18"/>
               </w:rPr>
-              <w:t>NLS-ST (Cơ bản 1): GV ghi âm lớp hát, mở lại; HS chỉ chỗ hát chưa rõ</w:t>
+              <w:t>NLS-ST (Cơ bản 1): GV dùng điện thoại ghi âm lớp hát kết hợp vỗ tay theo phách, mở lại qua loa; HS nghe, chỉ ra chỗ hát chưa rõ lời</w:t>
             </w:r>
           </w:p>
           <w:p>
@@ -4938,7 +4884,7 @@
                 <w:i w:val="0"/>
                 <w:sz w:val="18"/>
               </w:rPr>
-              <w:t>NLS-AT: Bản thu từ học liệu bộ sách, nói rõ nguồn bài hát.</w:t>
+              <w:t>NLS-AT: Bản thu lấy từ học liệu bộ sách hoặc kênh chính thức</w:t>
             </w:r>
           </w:p>
         </w:tc>
@@ -5055,7 +5001,7 @@
                 <w:i w:val="0"/>
                 <w:sz w:val="18"/>
               </w:rPr>
-              <w:t>NLS-KT (Cơ bản 1): GV chiếu video/ảnh trai-en-gô từ học liệu số, mở âm mẫu; HS chỉ thân, dây treo, dùi và so tiếng gõ</w:t>
+              <w:t>NLS-KT (Cơ bản 1): GV chiếu ảnh hoặc đoạn video ngắn từ học liệu số về trai-en-gô trong dàn nhạc, mở âm thanh mẫu</w:t>
             </w:r>
           </w:p>
           <w:p>
@@ -5068,7 +5014,7 @@
                 <w:i w:val="0"/>
                 <w:sz w:val="18"/>
               </w:rPr>
-              <w:t>NLS-ST (Cơ bản 1): GV ghi âm nhóm gõ đệm, mở lại; HS nhận xét đều phách chưa</w:t>
+              <w:t>NLS-ST (Cơ bản 1): GV ghi âm nhóm gõ đệm trai-en-gô cho bài hát, mở lại qua loa; HS nghe, nói tiếng gõ đã đều phách chưa</w:t>
             </w:r>
           </w:p>
           <w:p>
@@ -5081,7 +5027,7 @@
                 <w:i w:val="0"/>
                 <w:sz w:val="18"/>
               </w:rPr>
-              <w:t>NLS-AT: Không gõ nhạc cụ lên thiết bị, không chạm dây điện.</w:t>
+              <w:t>NLS-AT: GV dặn HS không gõ dùi hay nhạc cụ lên máy tính, loa</w:t>
             </w:r>
           </w:p>
         </w:tc>
@@ -5198,33 +5144,6 @@
                 <w:i w:val="0"/>
                 <w:sz w:val="18"/>
               </w:rPr>
-              <w:t>NLS-KT (Cơ bản 1): GV mở âm mẫu trống con, thanh phách, trai-en-gô, chiếu bảng tiết tấu; HS nói tên nhạc cụ, gõ theo con trỏ</w:t>
-            </w:r>
-          </w:p>
-          <w:p>
-            <w:pPr>
-              <w:spacing w:after="0"/>
-            </w:pPr>
-            <w:r>
-              <w:rPr>
-                <w:b w:val="0"/>
-                <w:i w:val="0"/>
-                <w:sz w:val="18"/>
-              </w:rPr>
-              <w:t>NLS-ST (Cơ bản 1): GV quay “Dàn nhạc lớp 1”, mở lại; HS nhận xét nhóm gõ đều</w:t>
-            </w:r>
-          </w:p>
-          <w:p>
-            <w:pPr>
-              <w:spacing w:after="0"/>
-            </w:pPr>
-            <w:r>
-              <w:rPr>
-                <w:b w:val="0"/>
-                <w:i w:val="0"/>
-                <w:sz w:val="18"/>
-              </w:rPr>
-              <w:t>NLS-AT: Học liệu bộ sách; đoạn quay chỉ xem tại lớp.</w:t>
             </w:r>
           </w:p>
         </w:tc>
@@ -5341,33 +5260,6 @@
                 <w:i w:val="0"/>
                 <w:sz w:val="18"/>
               </w:rPr>
-              <w:t>NLS-KT (Cơ bản 1): GV chiếu tranh và nhạc dạo các bài hát từ học liệu số; HS nói tên bài, tác giả rồi đối chiếu màn hình</w:t>
-            </w:r>
-          </w:p>
-          <w:p>
-            <w:pPr>
-              <w:spacing w:after="0"/>
-            </w:pPr>
-            <w:r>
-              <w:rPr>
-                <w:b w:val="0"/>
-                <w:i w:val="0"/>
-                <w:sz w:val="18"/>
-              </w:rPr>
-              <w:t>NLS-GT (Cơ bản 1): GV gửi danh sách nhóm và nhạc đệm lên nhóm lớp để HS tập cùng cha mẹ</w:t>
-            </w:r>
-          </w:p>
-          <w:p>
-            <w:pPr>
-              <w:spacing w:after="0"/>
-            </w:pPr>
-            <w:r>
-              <w:rPr>
-                <w:b w:val="0"/>
-                <w:i w:val="0"/>
-                <w:sz w:val="18"/>
-              </w:rPr>
-              <w:t>NLS-AT: Học liệu bộ sách; HS không tự dùng điện thoại.</w:t>
             </w:r>
           </w:p>
         </w:tc>
@@ -5484,33 +5376,6 @@
                 <w:i w:val="0"/>
                 <w:sz w:val="18"/>
               </w:rPr>
-              <w:t>NLS-ST (Cơ bản 1): GV quay phần trình bày từng nhóm, mở lại; HS tự nhận xét một điều tốt, một điều cần sửa</w:t>
-            </w:r>
-          </w:p>
-          <w:p>
-            <w:pPr>
-              <w:spacing w:after="0"/>
-            </w:pPr>
-            <w:r>
-              <w:rPr>
-                <w:b w:val="0"/>
-                <w:i w:val="0"/>
-                <w:sz w:val="18"/>
-              </w:rPr>
-              <w:t>NLS-KT (Cơ bản 1): GV mở nhạc đệm, chiếu tên bài, tác giả để HS đọc khi giới thiệu</w:t>
-            </w:r>
-          </w:p>
-          <w:p>
-            <w:pPr>
-              <w:spacing w:after="0"/>
-            </w:pPr>
-            <w:r>
-              <w:rPr>
-                <w:b w:val="0"/>
-                <w:i w:val="0"/>
-                <w:sz w:val="18"/>
-              </w:rPr>
-              <w:t>NLS-AT: Đoạn quay chỉ xem tại lớp, lưu máy GV; học liệu bộ sách.</w:t>
             </w:r>
           </w:p>
         </w:tc>
@@ -5627,33 +5492,6 @@
                 <w:i w:val="0"/>
                 <w:sz w:val="18"/>
               </w:rPr>
-              <w:t>NLS-ST (Cơ bản 1): GV quay, ghép các phần trình bày thành video buổi biểu diễn cuối năm, mở lại; HS nói mình trình bày bài gì</w:t>
-            </w:r>
-          </w:p>
-          <w:p>
-            <w:pPr>
-              <w:spacing w:after="0"/>
-            </w:pPr>
-            <w:r>
-              <w:rPr>
-                <w:b w:val="0"/>
-                <w:i w:val="0"/>
-                <w:sz w:val="18"/>
-              </w:rPr>
-              <w:t>NLS-GT (Cơ bản 1): GV gửi video lên nhóm lớp để HS xem cùng cha mẹ</w:t>
-            </w:r>
-          </w:p>
-          <w:p>
-            <w:pPr>
-              <w:spacing w:after="0"/>
-            </w:pPr>
-            <w:r>
-              <w:rPr>
-                <w:b w:val="0"/>
-                <w:i w:val="0"/>
-                <w:sz w:val="18"/>
-              </w:rPr>
-              <w:t>NLS-AT: Video lưu máy GV, chia sẻ khi cha mẹ đồng ý; HS không tự dùng điện thoại.</w:t>
             </w:r>
           </w:p>
         </w:tc>

--- a/assets/docs/lop1/Am nhac - Lop 1.docx
+++ b/assets/docs/lop1/Am nhac - Lop 1.docx
@@ -624,33 +624,7 @@
                 <w:i w:val="0"/>
                 <w:sz w:val="18"/>
               </w:rPr>
-              <w:t>NLS-KT (Cơ bản 1): GV mở bản hát mẫu bài “Vào rừng hoa” từ học liệu số của bộ sách</w:t>
-            </w:r>
-          </w:p>
-          <w:p>
-            <w:pPr>
-              <w:spacing w:after="0"/>
-            </w:pPr>
-            <w:r>
-              <w:rPr>
-                <w:b w:val="0"/>
-                <w:i w:val="0"/>
-                <w:sz w:val="18"/>
-              </w:rPr>
-              <w:t>NLS-ST (Cơ bản 1): GV dùng điện thoại ghi âm phần cả lớp hát kết hợp vỗ tay theo phách rồi mở lại qua loa ngay tại lớp</w:t>
-            </w:r>
-          </w:p>
-          <w:p>
-            <w:pPr>
-              <w:spacing w:after="0"/>
-            </w:pPr>
-            <w:r>
-              <w:rPr>
-                <w:b w:val="0"/>
-                <w:i w:val="0"/>
-                <w:sz w:val="18"/>
-              </w:rPr>
-              <w:t>NLS-AT: Bản thu chỉ lấy từ học liệu của bộ sách hoặc kênh chính thức</w:t>
+              <w:t>NLS-KT (Cơ bản 1): Mở bản hát mẫu bài “Vào rừng hoa” từ học liệu số của bộ sách, chiếu màn hình.</w:t>
             </w:r>
           </w:p>
         </w:tc>
@@ -767,33 +741,7 @@
                 <w:i w:val="0"/>
                 <w:sz w:val="18"/>
               </w:rPr>
-              <w:t>NLS-KT (Cơ bản 1): GV mở lần lượt các đoạn âm thanh tự nhiên (chim hót, gió, mưa, suối chảy) và âm thanh nhạc cụ (trống, đàn) từ học liệu số</w:t>
-            </w:r>
-          </w:p>
-          <w:p>
-            <w:pPr>
-              <w:spacing w:after="0"/>
-            </w:pPr>
-            <w:r>
-              <w:rPr>
-                <w:b w:val="0"/>
-                <w:i w:val="0"/>
-                <w:sz w:val="18"/>
-              </w:rPr>
-              <w:t>NLS-ST (Cơ bản 1): GV ghi âm phần cả lớp tạo "cơn mưa rừng" bằng tay chân, mở lại qua loa; HS nghe và nhận xét đoạn nào nghe giống mưa nhỏ</w:t>
-            </w:r>
-          </w:p>
-          <w:p>
-            <w:pPr>
-              <w:spacing w:after="0"/>
-            </w:pPr>
-            <w:r>
-              <w:rPr>
-                <w:b w:val="0"/>
-                <w:i w:val="0"/>
-                <w:sz w:val="18"/>
-              </w:rPr>
-              <w:t>NLS-AT: Các tệp âm thanh lấy từ học liệu của bộ sách hoặc kho âm thanh miễn phí có</w:t>
+              <w:t>NLS-ST (Cơ bản 1): Ghi âm phần cả lớp tạo "cơn mưa rừng" bằng tay chân, mở lại qua loa.</w:t>
             </w:r>
           </w:p>
         </w:tc>
@@ -910,33 +858,7 @@
                 <w:i w:val="0"/>
                 <w:sz w:val="18"/>
               </w:rPr>
-              <w:t>NLS-KT (Cơ bản 1): GV chiếu hình bậc thang Đô – Rê – Mi từ học liệu số</w:t>
-            </w:r>
-          </w:p>
-          <w:p>
-            <w:pPr>
-              <w:spacing w:after="0"/>
-            </w:pPr>
-            <w:r>
-              <w:rPr>
-                <w:b w:val="0"/>
-                <w:i w:val="0"/>
-                <w:sz w:val="18"/>
-              </w:rPr>
-              <w:t>NLS-ST (Cơ bản 1): GV quay đoạn ngắn cả lớp đọc Đô – Rê – Mi kết hợp kí hiệu bàn tay</w:t>
-            </w:r>
-          </w:p>
-          <w:p>
-            <w:pPr>
-              <w:spacing w:after="0"/>
-            </w:pPr>
-            <w:r>
-              <w:rPr>
-                <w:b w:val="0"/>
-                <w:i w:val="0"/>
-                <w:sz w:val="18"/>
-              </w:rPr>
-              <w:t>NLS-AT: Hình ảnh và âm thanh lấy từ học liệu của bộ sách; đoạn quay chỉ dùng tại lớp</w:t>
+              <w:t>NLS-KT (Cơ bản 1): Chiếu hình bậc thang Đô – Rê.</w:t>
             </w:r>
           </w:p>
         </w:tc>
@@ -1053,33 +975,7 @@
                 <w:i w:val="0"/>
                 <w:sz w:val="18"/>
               </w:rPr>
-              <w:t>NLS-ST (Cơ bản 1): GV dùng điện thoại ghi âm phần cả lớp đọc Đô – Rê – Mi lần to, lần nhỏ rồi mở lại qua loa</w:t>
-            </w:r>
-          </w:p>
-          <w:p>
-            <w:pPr>
-              <w:spacing w:after="0"/>
-            </w:pPr>
-            <w:r>
-              <w:rPr>
-                <w:b w:val="0"/>
-                <w:i w:val="0"/>
-                <w:sz w:val="18"/>
-              </w:rPr>
-              <w:t>NLS-KT (Cơ bản 1): GV mở một đoạn nhạc ngắn từ học liệu số có chỗ to, chỗ nhỏ, chiếu hình "loa to" – "loa nhỏ" thay đổi theo nhạc</w:t>
-            </w:r>
-          </w:p>
-          <w:p>
-            <w:pPr>
-              <w:spacing w:after="0"/>
-            </w:pPr>
-            <w:r>
-              <w:rPr>
-                <w:b w:val="0"/>
-                <w:i w:val="0"/>
-                <w:sz w:val="18"/>
-              </w:rPr>
-              <w:t>NLS-AT: GV chỉnh âm lượng loa vừa phải, không tăng quá to khi minh họa "to"</w:t>
+              <w:t>NLS-ST (Cơ bản 1): Dùng điện thoại ghi âm phần cả lớp đọc Đô.</w:t>
             </w:r>
           </w:p>
           <w:p>
@@ -1209,33 +1105,7 @@
                 <w:i w:val="0"/>
                 <w:sz w:val="18"/>
               </w:rPr>
-              <w:t>NLS-KT (Cơ bản 1): GV mở bản hát mẫu bài “Tổ quốc ta” từ học liệu số của bộ sách</w:t>
-            </w:r>
-          </w:p>
-          <w:p>
-            <w:pPr>
-              <w:spacing w:after="0"/>
-            </w:pPr>
-            <w:r>
-              <w:rPr>
-                <w:b w:val="0"/>
-                <w:i w:val="0"/>
-                <w:sz w:val="18"/>
-              </w:rPr>
-              <w:t>NLS-ST (Cơ bản 1): GV dùng điện thoại ghi âm phần cả lớp hát kết hợp gõ phách rồi mở lại qua loa ngay tại lớp</w:t>
-            </w:r>
-          </w:p>
-          <w:p>
-            <w:pPr>
-              <w:spacing w:after="0"/>
-            </w:pPr>
-            <w:r>
-              <w:rPr>
-                <w:b w:val="0"/>
-                <w:i w:val="0"/>
-                <w:sz w:val="18"/>
-              </w:rPr>
-              <w:t>NLS-AT: Bản thu chỉ lấy từ học liệu của bộ sách hoặc kênh chính thức</w:t>
+              <w:t>NLS-KT (Cơ bản 1): Mở bản hát mẫu bài “Tổ quốc ta” từ học liệu số của bộ sách.</w:t>
             </w:r>
           </w:p>
           <w:p>
@@ -1365,33 +1235,7 @@
                 <w:i w:val="0"/>
                 <w:sz w:val="18"/>
               </w:rPr>
-              <w:t>NLS-KT (Cơ bản 1): GV mở đoạn phim ngắn từ học liệu số về đội trống của thiếu nhi (đeo trống, cầm dùi, gõ đều)</w:t>
-            </w:r>
-          </w:p>
-          <w:p>
-            <w:pPr>
-              <w:spacing w:after="0"/>
-            </w:pPr>
-            <w:r>
-              <w:rPr>
-                <w:b w:val="0"/>
-                <w:i w:val="0"/>
-                <w:sz w:val="18"/>
-              </w:rPr>
-              <w:t>NLS-ST (Cơ bản 1): GV ghi âm phần nhóm gõ trống con theo hình tiết tấu và mở lại qua loa; HS nghe xem tiếng gõ đã đều chưa</w:t>
-            </w:r>
-          </w:p>
-          <w:p>
-            <w:pPr>
-              <w:spacing w:after="0"/>
-            </w:pPr>
-            <w:r>
-              <w:rPr>
-                <w:b w:val="0"/>
-                <w:i w:val="0"/>
-                <w:sz w:val="18"/>
-              </w:rPr>
-              <w:t>NLS-AT: Đoạn phim lấy từ học liệu của bộ sách hoặc kênh chính thức, GV xem trước</w:t>
+              <w:t>NLS-ST (Cơ bản 1): Ghi âm phần nhóm gõ trống con theo hình tiết tấu.</w:t>
             </w:r>
           </w:p>
           <w:p>
@@ -1521,33 +1365,7 @@
                 <w:i w:val="0"/>
                 <w:sz w:val="18"/>
               </w:rPr>
-              <w:t>NLS-KT (Cơ bản 1): GV mở bản thu Quốc ca từ học liệu chính thức, chiếu hình lá cờ Tổ quốc và tên nhạc sĩ Văn Cao</w:t>
-            </w:r>
-          </w:p>
-          <w:p>
-            <w:pPr>
-              <w:spacing w:after="0"/>
-            </w:pPr>
-            <w:r>
-              <w:rPr>
-                <w:b w:val="0"/>
-                <w:i w:val="0"/>
-                <w:sz w:val="18"/>
-              </w:rPr>
-              <w:t>NLS-ST (Cơ bản 1): GV ghi âm phần nhóm hát Tổ quốc ta có gõ trống con đệm theo phách, mở lại qua loa</w:t>
-            </w:r>
-          </w:p>
-          <w:p>
-            <w:pPr>
-              <w:spacing w:after="0"/>
-            </w:pPr>
-            <w:r>
-              <w:rPr>
-                <w:b w:val="0"/>
-                <w:i w:val="0"/>
-                <w:sz w:val="18"/>
-              </w:rPr>
-              <w:t>NLS-AT: Bản Quốc ca phải lấy từ nguồn chính thức, không dùng bản phối lạ</w:t>
+              <w:t>NLS-KT (Cơ bản 1): Mở bản thu Quốc ca từ học liệu chính thức, chiếu hình lá cờ Tổ quốc.</w:t>
             </w:r>
           </w:p>
           <w:p>
@@ -1677,33 +1495,7 @@
                 <w:i w:val="0"/>
                 <w:sz w:val="18"/>
               </w:rPr>
-              <w:t>NLS-KT (Cơ bản 1): GV mở từ học liệu số các đoạn âm thanh cao – thấp (tiếng chim, tiếng bò, tiếng sáo, tiếng trống) và tiếng đàn các nốt</w:t>
-            </w:r>
-          </w:p>
-          <w:p>
-            <w:pPr>
-              <w:spacing w:after="0"/>
-            </w:pPr>
-            <w:r>
-              <w:rPr>
-                <w:b w:val="0"/>
-                <w:i w:val="0"/>
-                <w:sz w:val="18"/>
-              </w:rPr>
-              <w:t>NLS-ST (Cơ bản 1): GV ghi âm phần cả lớp hát "la" nhắc lại mẫu cao – thấp và mở lại qua loa</w:t>
-            </w:r>
-          </w:p>
-          <w:p>
-            <w:pPr>
-              <w:spacing w:after="0"/>
-            </w:pPr>
-            <w:r>
-              <w:rPr>
-                <w:b w:val="0"/>
-                <w:i w:val="0"/>
-                <w:sz w:val="18"/>
-              </w:rPr>
-              <w:t>NLS-AT: Âm thanh lấy từ học liệu của bộ sách hoặc kho âm thanh có ghi rõ nguồn</w:t>
+              <w:t>NLS-ST (Cơ bản 1): Ghi âm phần cả lớp hát "la" nhắc lại mẫu cao.</w:t>
             </w:r>
           </w:p>
           <w:p>
@@ -1833,33 +1625,7 @@
                 <w:i w:val="0"/>
                 <w:sz w:val="18"/>
               </w:rPr>
-              <w:t>NLS-KT (Cơ bản 1): GV mở bản hát mẫu bài “Lớp Một thân yêu” từ học liệu số của bộ sách</w:t>
-            </w:r>
-          </w:p>
-          <w:p>
-            <w:pPr>
-              <w:spacing w:after="0"/>
-            </w:pPr>
-            <w:r>
-              <w:rPr>
-                <w:b w:val="0"/>
-                <w:i w:val="0"/>
-                <w:sz w:val="18"/>
-              </w:rPr>
-              <w:t>NLS-ST (Cơ bản 1): GV dùng điện thoại ghi âm phần cả lớp hát kết hợp vỗ tay theo phách rồi mở lại qua loa ngay tại lớp</w:t>
-            </w:r>
-          </w:p>
-          <w:p>
-            <w:pPr>
-              <w:spacing w:after="0"/>
-            </w:pPr>
-            <w:r>
-              <w:rPr>
-                <w:b w:val="0"/>
-                <w:i w:val="0"/>
-                <w:sz w:val="18"/>
-              </w:rPr>
-              <w:t>NLS-AT: Bản thu chỉ lấy từ học liệu của bộ sách hoặc kênh chính thức</w:t>
+              <w:t>NLS-KT (Cơ bản 1): Mở bản hát mẫu bài “Lớp Một thân yêu” từ học liệu số của bộ sách.</w:t>
             </w:r>
           </w:p>
         </w:tc>
@@ -1976,33 +1742,7 @@
                 <w:i w:val="0"/>
                 <w:sz w:val="18"/>
               </w:rPr>
-              <w:t>NLS-KT (Cơ bản 1): GV chiếu hình ba kí hiệu bàn tay Đô – Rê – Mi lấy từ học liệu số của bộ sách</w:t>
-            </w:r>
-          </w:p>
-          <w:p>
-            <w:pPr>
-              <w:spacing w:after="0"/>
-            </w:pPr>
-            <w:r>
-              <w:rPr>
-                <w:b w:val="0"/>
-                <w:i w:val="0"/>
-                <w:sz w:val="18"/>
-              </w:rPr>
-              <w:t>NLS-ST (Cơ bản 1): GV dùng điện thoại quay ngắn phần “ban nhạc Đô – Rê – Mi” của một nhóm rồi mở lại trên màn hình</w:t>
-            </w:r>
-          </w:p>
-          <w:p>
-            <w:pPr>
-              <w:spacing w:after="0"/>
-            </w:pPr>
-            <w:r>
-              <w:rPr>
-                <w:b w:val="0"/>
-                <w:i w:val="0"/>
-                <w:sz w:val="18"/>
-              </w:rPr>
-              <w:t>NLS-AT: Âm mẫu và hình kí hiệu bàn tay lấy từ học liệu của bộ sách</w:t>
+              <w:t>NLS-ST (Cơ bản 1): Dùng điện thoại quay ngắn phần “ban nhạc Đô – Rê – Mi” của một nhóm.</w:t>
             </w:r>
           </w:p>
         </w:tc>
@@ -2119,33 +1859,7 @@
                 <w:i w:val="0"/>
                 <w:sz w:val="18"/>
               </w:rPr>
-              <w:t>NLS-KT (Cơ bản 1): GV mở bản thu bài “Những bông hoa những bài ca” từ học liệu số</w:t>
-            </w:r>
-          </w:p>
-          <w:p>
-            <w:pPr>
-              <w:spacing w:after="0"/>
-            </w:pPr>
-            <w:r>
-              <w:rPr>
-                <w:b w:val="0"/>
-                <w:i w:val="0"/>
-                <w:sz w:val="18"/>
-              </w:rPr>
-              <w:t>AI-NB (Cơ bản 1): GV dùng phần mềm đàn phím trên máy tính bật từng nốt Đô, Rê, Mi để HS đọc lại</w:t>
-            </w:r>
-          </w:p>
-          <w:p>
-            <w:pPr>
-              <w:spacing w:after="0"/>
-            </w:pPr>
-            <w:r>
-              <w:rPr>
-                <w:b w:val="0"/>
-                <w:i w:val="0"/>
-                <w:sz w:val="18"/>
-              </w:rPr>
-              <w:t>NLS-AT: Bản thu lấy từ học liệu của bộ sách hoặc kênh chính thức, nêu rõ tên tác giả</w:t>
+              <w:t>NLS-KT (Cơ bản 1): Mở bản thu bài “Những bông hoa những bài ca” từ học liệu số, chiếu màn hình.</w:t>
             </w:r>
           </w:p>
         </w:tc>
@@ -2262,33 +1976,7 @@
                 <w:i w:val="0"/>
                 <w:sz w:val="18"/>
               </w:rPr>
-              <w:t>NLS-KT (Cơ bản 1): GV mở ứng dụng ghi âm có hình sóng âm trên màn hình, cho cả lớp đọc “la” to rồi nhỏ</w:t>
-            </w:r>
-          </w:p>
-          <w:p>
-            <w:pPr>
-              <w:spacing w:after="0"/>
-            </w:pPr>
-            <w:r>
-              <w:rPr>
-                <w:b w:val="0"/>
-                <w:i w:val="0"/>
-                <w:sz w:val="18"/>
-              </w:rPr>
-              <w:t>NLS-ST (Cơ bản 1): GV ghi âm một nhóm đọc câu nhạc Đô – Rê – Mi to – nhỏ theo hình, mở lại qua loa</w:t>
-            </w:r>
-          </w:p>
-          <w:p>
-            <w:pPr>
-              <w:spacing w:after="0"/>
-            </w:pPr>
-            <w:r>
-              <w:rPr>
-                <w:b w:val="0"/>
-                <w:i w:val="0"/>
-                <w:sz w:val="18"/>
-              </w:rPr>
-              <w:t>NLS-AT: Không để HS hét quá to vào micro; loa mở vừa đủ nghe, không để sát tai</w:t>
+              <w:t>NLS-ST (Cơ bản 1): Ghi âm một nhóm đọc câu nhạc Đô.</w:t>
             </w:r>
           </w:p>
           <w:p>
@@ -2418,33 +2106,7 @@
                 <w:i w:val="0"/>
                 <w:sz w:val="18"/>
               </w:rPr>
-              <w:t>NLS-KT (Cơ bản 1): GV mở bản hát mẫu bài “Chào người bạn mới đến” từ học liệu số, chiếu màn hình có tên bài và tên tác giả Lương Bằng Vinh</w:t>
-            </w:r>
-          </w:p>
-          <w:p>
-            <w:pPr>
-              <w:spacing w:after="0"/>
-            </w:pPr>
-            <w:r>
-              <w:rPr>
-                <w:b w:val="0"/>
-                <w:i w:val="0"/>
-                <w:sz w:val="18"/>
-              </w:rPr>
-              <w:t>NLS-GT (Cơ bản 1): GV dùng điện thoại quay đoạn cả lớp hát kết hợp động tác chào bạn, mở lại trên màn hình để HS xem</w:t>
-            </w:r>
-          </w:p>
-          <w:p>
-            <w:pPr>
-              <w:spacing w:after="0"/>
-            </w:pPr>
-            <w:r>
-              <w:rPr>
-                <w:b w:val="0"/>
-                <w:i w:val="0"/>
-                <w:sz w:val="18"/>
-              </w:rPr>
-              <w:t>NLS-AT: Bản hát mẫu lấy từ học liệu của bộ sách hoặc kênh chính thức</w:t>
+              <w:t>NLS-KT (Cơ bản 1): Mở bản hát mẫu bài “Chào người bạn mới đến” từ học liệu số, chiếu màn hình.</w:t>
             </w:r>
           </w:p>
         </w:tc>
@@ -2561,33 +2223,7 @@
                 <w:i w:val="0"/>
                 <w:sz w:val="18"/>
               </w:rPr>
-              <w:t>NLS-KT (Cơ bản 1): GV mở video ngắn từ học liệu số giới thiệu cách cầm và gõ trống con</w:t>
-            </w:r>
-          </w:p>
-          <w:p>
-            <w:pPr>
-              <w:spacing w:after="0"/>
-            </w:pPr>
-            <w:r>
-              <w:rPr>
-                <w:b w:val="0"/>
-                <w:i w:val="0"/>
-                <w:sz w:val="18"/>
-              </w:rPr>
-              <w:t>NLS-ST (Cơ bản 1): GV dùng điện thoại ghi âm phần cả lớp hát kết hợp gõ trống đệm theo phách, mở lại qua loa</w:t>
-            </w:r>
-          </w:p>
-          <w:p>
-            <w:pPr>
-              <w:spacing w:after="0"/>
-            </w:pPr>
-            <w:r>
-              <w:rPr>
-                <w:b w:val="0"/>
-                <w:i w:val="0"/>
-                <w:sz w:val="18"/>
-              </w:rPr>
-              <w:t>NLS-AT: Video và âm thanh mẫu lấy từ học liệu của bộ sách; loa mở vừa đủ nghe</w:t>
+              <w:t>NLS-ST (Cơ bản 1): Dùng điện thoại ghi âm phần cả lớp hát kết hợp gõ trống đệm theo phách, mở lại qua loa.</w:t>
             </w:r>
           </w:p>
         </w:tc>
@@ -2704,33 +2340,7 @@
                 <w:i w:val="0"/>
                 <w:sz w:val="18"/>
               </w:rPr>
-              <w:t>NLS-KT (Cơ bản 1): GV chiếu hình và video ngắn trống cái ở trường học, lễ hội lấy từ học liệu số</w:t>
-            </w:r>
-          </w:p>
-          <w:p>
-            <w:pPr>
-              <w:spacing w:after="0"/>
-            </w:pPr>
-            <w:r>
-              <w:rPr>
-                <w:b w:val="0"/>
-                <w:i w:val="0"/>
-                <w:sz w:val="18"/>
-              </w:rPr>
-              <w:t>AI-NB (Cơ bản 1): GV chuẩn bị trước một đoạn giới thiệu ngắn 2–3 câu về đàn thiên nga trong vở ba lê Hồ thiên nga do trợ lí AI đọc bằng</w:t>
-            </w:r>
-          </w:p>
-          <w:p>
-            <w:pPr>
-              <w:spacing w:after="0"/>
-            </w:pPr>
-            <w:r>
-              <w:rPr>
-                <w:b w:val="0"/>
-                <w:i w:val="0"/>
-                <w:sz w:val="18"/>
-              </w:rPr>
-              <w:t>NLS-AT: Hình, video, bản thu lấy từ học liệu của bộ sách hoặc kênh chính thức</w:t>
+              <w:t>NLS-KT (Cơ bản 1): Chiếu hình và video ngắn trống cái ở trường học, lễ hội lấy từ học liệu số, bật lần lượt tiếng trống.</w:t>
             </w:r>
           </w:p>
         </w:tc>
@@ -3079,33 +2689,7 @@
                 <w:i w:val="0"/>
                 <w:sz w:val="18"/>
               </w:rPr>
-              <w:t>NLS-KT (Cơ bản 1): GV mở bản hát mẫu bài “Xúc xắc xúc xẻ” từ học liệu số, chiếu màn hình có tên bài</w:t>
-            </w:r>
-          </w:p>
-          <w:p>
-            <w:pPr>
-              <w:spacing w:after="0"/>
-            </w:pPr>
-            <w:r>
-              <w:rPr>
-                <w:b w:val="0"/>
-                <w:i w:val="0"/>
-                <w:sz w:val="18"/>
-              </w:rPr>
-              <w:t>NLS-ST (Cơ bản 1): GV dùng điện thoại ghi âm cả lớp hát kết hợp gõ đệm theo phách rồi mở lại qua loa</w:t>
-            </w:r>
-          </w:p>
-          <w:p>
-            <w:pPr>
-              <w:spacing w:after="0"/>
-            </w:pPr>
-            <w:r>
-              <w:rPr>
-                <w:b w:val="0"/>
-                <w:i w:val="0"/>
-                <w:sz w:val="18"/>
-              </w:rPr>
-              <w:t>NLS-AT: Bản thu chỉ lấy từ học liệu của bộ sách hoặc kênh chính thức</w:t>
+              <w:t>NLS-ST (Cơ bản 1): Dùng điện thoại ghi âm cả lớp hát kết hợp gõ đệm theo phách.</w:t>
             </w:r>
           </w:p>
         </w:tc>
@@ -3246,33 +2830,7 @@
                 <w:i w:val="0"/>
                 <w:sz w:val="18"/>
               </w:rPr>
-              <w:t>NLS-KT (Cơ bản 1): GV chiếu hình 5 nốt Đô – Rê – Mi – Pha – Son kèm kí hiệu bàn tay trên màn hình</w:t>
-            </w:r>
-          </w:p>
-          <w:p>
-            <w:pPr>
-              <w:spacing w:after="0"/>
-            </w:pPr>
-            <w:r>
-              <w:rPr>
-                <w:b w:val="0"/>
-                <w:i w:val="0"/>
-                <w:sz w:val="18"/>
-              </w:rPr>
-              <w:t>NLS-ST (Cơ bản 1): GV quay đoạn video ngắn cả lớp đọc bài Những người bạn của Đô – Rê – Mi kết hợp kí hiệu bàn tay</w:t>
-            </w:r>
-          </w:p>
-          <w:p>
-            <w:pPr>
-              <w:spacing w:after="0"/>
-            </w:pPr>
-            <w:r>
-              <w:rPr>
-                <w:b w:val="0"/>
-                <w:i w:val="0"/>
-                <w:sz w:val="18"/>
-              </w:rPr>
-              <w:t>NLS-AT: Video của lớp chỉ dùng xem tại lớp</w:t>
+              <w:t>NLS-KT (Cơ bản 1): Chiếu hình 5 nốt Đô – Rê.</w:t>
             </w:r>
           </w:p>
         </w:tc>
@@ -3389,33 +2947,7 @@
                 <w:i w:val="0"/>
                 <w:sz w:val="18"/>
               </w:rPr>
-              <w:t>NLS-KT (Cơ bản 1): GV chiếu chân dung Mô-da và tranh minh họa câu chuyện trên màn hình, mở bản Khát vọng mùa xuân từ học liệu số</w:t>
-            </w:r>
-          </w:p>
-          <w:p>
-            <w:pPr>
-              <w:spacing w:after="0"/>
-            </w:pPr>
-            <w:r>
-              <w:rPr>
-                <w:b w:val="0"/>
-                <w:i w:val="0"/>
-                <w:sz w:val="18"/>
-              </w:rPr>
-              <w:t>AI-NB (Cơ bản 1): GV dùng một ứng dụng AI đọc to đoạn ngắn kể về tuổi thơ Mô-da bằng giọng máy</w:t>
-            </w:r>
-          </w:p>
-          <w:p>
-            <w:pPr>
-              <w:spacing w:after="0"/>
-            </w:pPr>
-            <w:r>
-              <w:rPr>
-                <w:b w:val="0"/>
-                <w:i w:val="0"/>
-                <w:sz w:val="18"/>
-              </w:rPr>
-              <w:t>NLS-AT: Hình ảnh, bản nhạc lấy từ học liệu bộ sách hoặc kênh chính thức</w:t>
+              <w:t>AI-NB (Nhận biết): Dùng một ứng dụng AI đọc to đoạn ngắn kể về tuổi thơ Mô-da bằng giọng máy, hỏi.</w:t>
             </w:r>
           </w:p>
         </w:tc>
@@ -3532,33 +3064,7 @@
                 <w:i w:val="0"/>
                 <w:sz w:val="18"/>
               </w:rPr>
-              <w:t>NLS-KT (Cơ bản 1): GV mở từ học liệu số các đoạn âm thanh dài – ngắn (tiếng còi tàu, tiếng chim hót, tiếng chuông)</w:t>
-            </w:r>
-          </w:p>
-          <w:p>
-            <w:pPr>
-              <w:spacing w:after="0"/>
-            </w:pPr>
-            <w:r>
-              <w:rPr>
-                <w:b w:val="0"/>
-                <w:i w:val="0"/>
-                <w:sz w:val="18"/>
-              </w:rPr>
-              <w:t>NLS-ST (Cơ bản 1): GV dùng điện thoại ghi âm phần “hót” của các bạn trong trò chơi Ai hót dài hơn?</w:t>
-            </w:r>
-          </w:p>
-          <w:p>
-            <w:pPr>
-              <w:spacing w:after="0"/>
-            </w:pPr>
-            <w:r>
-              <w:rPr>
-                <w:b w:val="0"/>
-                <w:i w:val="0"/>
-                <w:sz w:val="18"/>
-              </w:rPr>
-              <w:t>NLS-AT: Âm thanh lấy từ học liệu bộ sách; bản ghi giọng HS chỉ dùng tại lớp</w:t>
+              <w:t>NLS-KT (Cơ bản 1): Mở từ học liệu số các đoạn âm thanh dài – ngắn (tiếng còi tàu, tiếng chim hót, tiếng chuông), chiếu.</w:t>
             </w:r>
           </w:p>
           <w:p>
@@ -3688,33 +3194,7 @@
                 <w:i w:val="0"/>
                 <w:sz w:val="18"/>
               </w:rPr>
-              <w:t>NLS-KT (Cơ bản 1): GV mở bản hát mẫu bài “Gà gáy” từ học liệu số, chiếu màn hình có tên bài</w:t>
-            </w:r>
-          </w:p>
-          <w:p>
-            <w:pPr>
-              <w:spacing w:after="0"/>
-            </w:pPr>
-            <w:r>
-              <w:rPr>
-                <w:b w:val="0"/>
-                <w:i w:val="0"/>
-                <w:sz w:val="18"/>
-              </w:rPr>
-              <w:t>NLS-ST (Cơ bản 1): GV dùng điện thoại ghi âm cả lớp hát kết hợp gõ đệm rồi mở lại qua loa; HS nghe và chỉ ra chỗ ngân chưa đủ</w:t>
-            </w:r>
-          </w:p>
-          <w:p>
-            <w:pPr>
-              <w:spacing w:after="0"/>
-            </w:pPr>
-            <w:r>
-              <w:rPr>
-                <w:b w:val="0"/>
-                <w:i w:val="0"/>
-                <w:sz w:val="18"/>
-              </w:rPr>
-              <w:t>NLS-AT: Bản thu chỉ lấy từ học liệu bộ sách hoặc kênh chính thức</w:t>
+              <w:t>NLS-ST (Cơ bản 1): Dùng điện thoại ghi âm cả lớp hát kết hợp gõ đệm.</w:t>
             </w:r>
           </w:p>
         </w:tc>
@@ -3831,33 +3311,7 @@
                 <w:i w:val="0"/>
                 <w:sz w:val="18"/>
               </w:rPr>
-              <w:t>NLS-KT (Cơ bản 1): GV chiếu tranh minh họa câu chuyện về thanh phách và mở đoạn âm thanh tiếng phách gõ</w:t>
-            </w:r>
-          </w:p>
-          <w:p>
-            <w:pPr>
-              <w:spacing w:after="0"/>
-            </w:pPr>
-            <w:r>
-              <w:rPr>
-                <w:b w:val="0"/>
-                <w:i w:val="0"/>
-                <w:sz w:val="18"/>
-              </w:rPr>
-              <w:t>AI-NB (Cơ bản 1): GV mở một ứng dụng AI tạo hình ảnh, nhập yêu cầu vẽ “hai thanh phách bằng tre”</w:t>
-            </w:r>
-          </w:p>
-          <w:p>
-            <w:pPr>
-              <w:spacing w:after="0"/>
-            </w:pPr>
-            <w:r>
-              <w:rPr>
-                <w:b w:val="0"/>
-                <w:i w:val="0"/>
-                <w:sz w:val="18"/>
-              </w:rPr>
-              <w:t>NLS-AT: Hình do máy vẽ chỉ để so sánh, thanh phách thật mới là chuẩn; âm thanh</w:t>
+              <w:t>NLS-KT (Cơ bản 1): Chiếu tranh minh họa câu chuyện về thanh phách và mở đoạn âm thanh tiếng phách gõ, đoạn hát dân ca có.</w:t>
             </w:r>
           </w:p>
         </w:tc>
@@ -3974,33 +3428,7 @@
                 <w:i w:val="0"/>
                 <w:sz w:val="18"/>
               </w:rPr>
-              <w:t>NLS-KT (Cơ bản 1): GV chiếu hình tiết tấu 1, 2 trên màn hình, bấm phát tiếng phách mẫu theo từng hình để HS nghe rồi gõ theo</w:t>
-            </w:r>
-          </w:p>
-          <w:p>
-            <w:pPr>
-              <w:spacing w:after="0"/>
-            </w:pPr>
-            <w:r>
-              <w:rPr>
-                <w:b w:val="0"/>
-                <w:i w:val="0"/>
-                <w:sz w:val="18"/>
-              </w:rPr>
-              <w:t>NLS-ST (Cơ bản 1): GV ghi âm cả lớp hát Gà gáy kết hợp gõ thanh phách rồi mở lại qua loa; HS nghe và nhận xét tiếng phách đã đều</w:t>
-            </w:r>
-          </w:p>
-          <w:p>
-            <w:pPr>
-              <w:spacing w:after="0"/>
-            </w:pPr>
-            <w:r>
-              <w:rPr>
-                <w:b w:val="0"/>
-                <w:i w:val="0"/>
-                <w:sz w:val="18"/>
-              </w:rPr>
-              <w:t>NLS-AT: HS ngồi cách màn hình đủ xa, không nhìn quá lâu; loa mở vừa đủ nghe</w:t>
+              <w:t>NLS-ST (Cơ bản 1): Ghi âm cả lớp hát Gà gáy kết hợp gõ thanh phách.</w:t>
             </w:r>
           </w:p>
         </w:tc>
@@ -4117,33 +3545,7 @@
                 <w:i w:val="0"/>
                 <w:sz w:val="18"/>
               </w:rPr>
-              <w:t>NLS-KT (Cơ bản 1): GV mở từ học liệu số các tiếng gà gáy dài – ngắn khác nhau kèm hình nét dài – nét ngắn trên màn hình</w:t>
-            </w:r>
-          </w:p>
-          <w:p>
-            <w:pPr>
-              <w:spacing w:after="0"/>
-            </w:pPr>
-            <w:r>
-              <w:rPr>
-                <w:b w:val="0"/>
-                <w:i w:val="0"/>
-                <w:sz w:val="18"/>
-              </w:rPr>
-              <w:t>NLS-GT (Cơ bản 1): GV dùng điện thoại ghi âm cả lớp gáy “ò ó o” thật hay và nói lời chào buổi sáng</w:t>
-            </w:r>
-          </w:p>
-          <w:p>
-            <w:pPr>
-              <w:spacing w:after="0"/>
-            </w:pPr>
-            <w:r>
-              <w:rPr>
-                <w:b w:val="0"/>
-                <w:i w:val="0"/>
-                <w:sz w:val="18"/>
-              </w:rPr>
-              <w:t>NLS-AT: Lời nhắn chỉ có giọng cả lớp, không nêu tên riêng, không kèm hình mặt HS</w:t>
+              <w:t>NLS-KT (Cơ bản 1): Mở từ học liệu số các tiếng gà gáy dài.</w:t>
             </w:r>
           </w:p>
           <w:p>
@@ -4273,33 +3675,7 @@
                 <w:i w:val="0"/>
                 <w:sz w:val="18"/>
               </w:rPr>
-              <w:t>NLS-KT (Cơ bản 1): GV mở bản hát mẫu bài “Cây gia đình” từ học liệu số, chiếu màn hình có tên bài</w:t>
-            </w:r>
-          </w:p>
-          <w:p>
-            <w:pPr>
-              <w:spacing w:after="0"/>
-            </w:pPr>
-            <w:r>
-              <w:rPr>
-                <w:b w:val="0"/>
-                <w:i w:val="0"/>
-                <w:sz w:val="18"/>
-              </w:rPr>
-              <w:t>NLS-ST (Cơ bản 1): GV dùng điện thoại ghi âm cả lớp hát bài Cây gia đình kết hợp gõ đệm, mở lại qua loa</w:t>
-            </w:r>
-          </w:p>
-          <w:p>
-            <w:pPr>
-              <w:spacing w:after="0"/>
-            </w:pPr>
-            <w:r>
-              <w:rPr>
-                <w:b w:val="0"/>
-                <w:i w:val="0"/>
-                <w:sz w:val="18"/>
-              </w:rPr>
-              <w:t>NLS-AT: Bản thu chỉ lấy từ học liệu bộ sách hoặc kênh chính thức</w:t>
+              <w:t>NLS-ST (Cơ bản 1): Dùng điện thoại ghi âm cả lớp hát bài Cây gia đình kết hợp gõ đệm, mở lại qua loa.</w:t>
             </w:r>
           </w:p>
         </w:tc>
@@ -4416,33 +3792,7 @@
                 <w:i w:val="0"/>
                 <w:sz w:val="18"/>
               </w:rPr>
-              <w:t>NLS-KT (Cơ bản 1): GV mở bản đọc nhạc mẫu Hát cùng Đô – Rê – Mi – Pha – Son từ học liệu số</w:t>
-            </w:r>
-          </w:p>
-          <w:p>
-            <w:pPr>
-              <w:spacing w:after="0"/>
-            </w:pPr>
-            <w:r>
-              <w:rPr>
-                <w:b w:val="0"/>
-                <w:i w:val="0"/>
-                <w:sz w:val="18"/>
-              </w:rPr>
-              <w:t>NLS-ST (Cơ bản 1): GV dùng điện thoại quay đoạn ngắn cả lớp đọc nhạc kết hợp kí hiệu bàn tay, mở lại trên màn hình</w:t>
-            </w:r>
-          </w:p>
-          <w:p>
-            <w:pPr>
-              <w:spacing w:after="0"/>
-            </w:pPr>
-            <w:r>
-              <w:rPr>
-                <w:b w:val="0"/>
-                <w:i w:val="0"/>
-                <w:sz w:val="18"/>
-              </w:rPr>
-              <w:t>NLS-AT: Bản đọc nhạc mẫu lấy từ học liệu của bộ sách, không tải từ trang lạ</w:t>
+              <w:t>NLS-KT (Cơ bản 1): Mở bản đọc nhạc mẫu Hát cùng Đô – Rê – Mi – Pha – Son từ học liệu số, chiếu hình.</w:t>
             </w:r>
           </w:p>
         </w:tc>
@@ -4559,33 +3909,7 @@
                 <w:i w:val="0"/>
                 <w:sz w:val="18"/>
               </w:rPr>
-              <w:t>NLS-KT (Cơ bản 1): GV mở bản thu Con chim vành khuyên từ học liệu số, chiếu tranh minh họa cùng tên bài, tên nhạc sĩ Hoàng Vân</w:t>
-            </w:r>
-          </w:p>
-          <w:p>
-            <w:pPr>
-              <w:spacing w:after="0"/>
-            </w:pPr>
-            <w:r>
-              <w:rPr>
-                <w:b w:val="0"/>
-                <w:i w:val="0"/>
-                <w:sz w:val="18"/>
-              </w:rPr>
-              <w:t>NLS-GT (Cơ bản 1): GV gửi bản thu bài hát lên nhóm lớp (Zalo) để cha mẹ mở cho HS nghe lại ở nhà và kể lại nội dung bài</w:t>
-            </w:r>
-          </w:p>
-          <w:p>
-            <w:pPr>
-              <w:spacing w:after="0"/>
-            </w:pPr>
-            <w:r>
-              <w:rPr>
-                <w:b w:val="0"/>
-                <w:i w:val="0"/>
-                <w:sz w:val="18"/>
-              </w:rPr>
-              <w:t>NLS-AT: Bản thu lấy từ học liệu bộ sách, không tải từ trang lạ</w:t>
+              <w:t>NLS-GT (Cơ bản 1): Gửi bản thu bài hát lên nhóm lớp (Zalo) để cha mẹ mở cho HS nghe lại ở nhà.</w:t>
             </w:r>
           </w:p>
         </w:tc>
@@ -4702,33 +4026,7 @@
                 <w:i w:val="0"/>
                 <w:sz w:val="18"/>
               </w:rPr>
-              <w:t>NLS-ST (Cơ bản 1): GV dùng điện thoại quay đoạn ngắn trò chơi Ban nhạc “Những người bạn”, mở lại trên màn hình; HS xem lại</w:t>
-            </w:r>
-          </w:p>
-          <w:p>
-            <w:pPr>
-              <w:spacing w:after="0"/>
-            </w:pPr>
-            <w:r>
-              <w:rPr>
-                <w:b w:val="0"/>
-                <w:i w:val="0"/>
-                <w:sz w:val="18"/>
-              </w:rPr>
-              <w:t>NLS-KT (Cơ bản 1): GV mở hai bản thu Cây gia đình và Con chim vành khuyên từ học liệu số, chiếu tranh minh họa từng bài; HS nghe đoạn đầu</w:t>
-            </w:r>
-          </w:p>
-          <w:p>
-            <w:pPr>
-              <w:spacing w:after="0"/>
-            </w:pPr>
-            <w:r>
-              <w:rPr>
-                <w:b w:val="0"/>
-                <w:i w:val="0"/>
-                <w:sz w:val="18"/>
-              </w:rPr>
-              <w:t>NLS-AT: Đoạn quay chỉ để xem tại lớp, không đăng lên mạng khi chưa được cha mẹ đồng ý</w:t>
+              <w:t>NLS-ST (Cơ bản 1): Dùng điện thoại quay đoạn ngắn trò chơi Ban nhạc “Những người bạn”, mở lại trên màn hình.</w:t>
             </w:r>
           </w:p>
           <w:p>
@@ -4858,33 +4156,7 @@
                 <w:i w:val="0"/>
                 <w:sz w:val="18"/>
               </w:rPr>
-              <w:t>NLS-KT (Cơ bản 1): GV mở bản hát mẫu Ngôi sao lấp lánh từ học liệu số, chiếu tên bài cùng dòng “Nhạc nước ngoài</w:t>
-            </w:r>
-          </w:p>
-          <w:p>
-            <w:pPr>
-              <w:spacing w:after="0"/>
-            </w:pPr>
-            <w:r>
-              <w:rPr>
-                <w:b w:val="0"/>
-                <w:i w:val="0"/>
-                <w:sz w:val="18"/>
-              </w:rPr>
-              <w:t>NLS-ST (Cơ bản 1): GV dùng điện thoại ghi âm lớp hát kết hợp vỗ tay theo phách, mở lại qua loa; HS nghe, chỉ ra chỗ hát chưa rõ lời</w:t>
-            </w:r>
-          </w:p>
-          <w:p>
-            <w:pPr>
-              <w:spacing w:after="0"/>
-            </w:pPr>
-            <w:r>
-              <w:rPr>
-                <w:b w:val="0"/>
-                <w:i w:val="0"/>
-                <w:sz w:val="18"/>
-              </w:rPr>
-              <w:t>NLS-AT: Bản thu lấy từ học liệu bộ sách hoặc kênh chính thức</w:t>
+              <w:t>NLS-KT (Cơ bản 1): Mở bản hát mẫu Ngôi sao lấp lánh từ học liệu số, chiếu tên bài cùng dòng “Nhạc nước ngoài, lời Việt: Thanh Vân sưu tầm và biên soạn”.</w:t>
             </w:r>
           </w:p>
         </w:tc>
@@ -5001,33 +4273,7 @@
                 <w:i w:val="0"/>
                 <w:sz w:val="18"/>
               </w:rPr>
-              <w:t>NLS-KT (Cơ bản 1): GV chiếu ảnh hoặc đoạn video ngắn từ học liệu số về trai-en-gô trong dàn nhạc, mở âm thanh mẫu</w:t>
-            </w:r>
-          </w:p>
-          <w:p>
-            <w:pPr>
-              <w:spacing w:after="0"/>
-            </w:pPr>
-            <w:r>
-              <w:rPr>
-                <w:b w:val="0"/>
-                <w:i w:val="0"/>
-                <w:sz w:val="18"/>
-              </w:rPr>
-              <w:t>NLS-ST (Cơ bản 1): GV ghi âm nhóm gõ đệm trai-en-gô cho bài hát, mở lại qua loa; HS nghe, nói tiếng gõ đã đều phách chưa</w:t>
-            </w:r>
-          </w:p>
-          <w:p>
-            <w:pPr>
-              <w:spacing w:after="0"/>
-            </w:pPr>
-            <w:r>
-              <w:rPr>
-                <w:b w:val="0"/>
-                <w:i w:val="0"/>
-                <w:sz w:val="18"/>
-              </w:rPr>
-              <w:t>NLS-AT: GV dặn HS không gõ dùi hay nhạc cụ lên máy tính, loa</w:t>
+              <w:t>NLS-ST (Cơ bản 1): Ghi âm nhóm gõ đệm trai-en-gô cho bài hát, mở lại qua loa.</w:t>
             </w:r>
           </w:p>
         </w:tc>

--- a/assets/docs/lop1/Am nhac - Lop 1.docx
+++ b/assets/docs/lop1/Am nhac - Lop 1.docx
@@ -624,7 +624,7 @@
                 <w:i w:val="0"/>
                 <w:sz w:val="18"/>
               </w:rPr>
-              <w:t>NLS-KT (Cơ bản 1): Mở bản hát mẫu bài “Vào rừng hoa” từ học liệu số của bộ sách, chiếu màn hình.</w:t>
+              <w:t>NLS: Năng lực số 3.3 CB1a: HS nói được tên bài hát cùng tên tác giả Việt Anh</w:t>
             </w:r>
           </w:p>
         </w:tc>
@@ -741,7 +741,7 @@
                 <w:i w:val="0"/>
                 <w:sz w:val="18"/>
               </w:rPr>
-              <w:t>NLS-ST (Cơ bản 1): Ghi âm phần cả lớp tạo "cơn mưa rừng" bằng tay chân, mở lại qua loa.</w:t>
+              <w:t>Năng lực số 1.1 CB1a: HS nghe các đoạn âm thanh GV mở từ học liệu số và nói được đó là tiếng gì</w:t>
             </w:r>
           </w:p>
         </w:tc>
@@ -858,7 +858,20 @@
                 <w:i w:val="0"/>
                 <w:sz w:val="18"/>
               </w:rPr>
-              <w:t>NLS-KT (Cơ bản 1): Chiếu hình bậc thang Đô – Rê.</w:t>
+              <w:t>Rê; Mi trên màn hình và nghe tiếng đàn để nói được nốt nào cao, nốt nào thấp</w:t>
+            </w:r>
+          </w:p>
+          <w:p>
+            <w:pPr>
+              <w:spacing w:after="0"/>
+            </w:pPr>
+            <w:r>
+              <w:rPr>
+                <w:b w:val="0"/>
+                <w:i w:val="0"/>
+                <w:sz w:val="18"/>
+              </w:rPr>
+              <w:t>NLS: Năng lực số 1.1 CB1a: HS nhìn hình bậc thang Đô</w:t>
             </w:r>
           </w:p>
         </w:tc>
@@ -975,7 +988,20 @@
                 <w:i w:val="0"/>
                 <w:sz w:val="18"/>
               </w:rPr>
-              <w:t>NLS-ST (Cơ bản 1): Dùng điện thoại ghi âm phần cả lớp đọc Đô.</w:t>
+              <w:t>nhỏ của lớp và nghe lại</w:t>
+            </w:r>
+          </w:p>
+          <w:p>
+            <w:pPr>
+              <w:spacing w:after="0"/>
+            </w:pPr>
+            <w:r>
+              <w:rPr>
+                <w:b w:val="0"/>
+                <w:i w:val="0"/>
+                <w:sz w:val="18"/>
+              </w:rPr>
+              <w:t>NLS: Năng lực số 3.1 CB1a: HS cùng GV tạo bản ghi âm đoạn đọc to</w:t>
             </w:r>
           </w:p>
           <w:p>
@@ -1105,7 +1131,7 @@
                 <w:i w:val="0"/>
                 <w:sz w:val="18"/>
               </w:rPr>
-              <w:t>NLS-KT (Cơ bản 1): Mở bản hát mẫu bài “Tổ quốc ta” từ học liệu số của bộ sách.</w:t>
+              <w:t>NLS: Năng lực số 3.3 CB1a: HS nói được tên bài hát Tổ quốc ta cùng tên tác giả Mộng Lân</w:t>
             </w:r>
           </w:p>
           <w:p>
@@ -1235,7 +1261,7 @@
                 <w:i w:val="0"/>
                 <w:sz w:val="18"/>
               </w:rPr>
-              <w:t>NLS-ST (Cơ bản 1): Ghi âm phần nhóm gõ trống con theo hình tiết tấu.</w:t>
+              <w:t>Năng lực số 1.1 CB1a: HS xem đoạn phim ngắn GV mở và nói được trống con được gõ như thế nào, dùng ở đâu</w:t>
             </w:r>
           </w:p>
           <w:p>
@@ -1365,7 +1391,7 @@
                 <w:i w:val="0"/>
                 <w:sz w:val="18"/>
               </w:rPr>
-              <w:t>NLS-KT (Cơ bản 1): Mở bản thu Quốc ca từ học liệu chính thức, chiếu hình lá cờ Tổ quốc.</w:t>
+              <w:t>NLS: Năng lực số 3.3 CB1a: HS nói được bài Quốc ca do nhạc sĩ Văn Cao sáng tác</w:t>
             </w:r>
           </w:p>
           <w:p>
@@ -1495,7 +1521,7 @@
                 <w:i w:val="0"/>
                 <w:sz w:val="18"/>
               </w:rPr>
-              <w:t>NLS-ST (Cơ bản 1): Ghi âm phần cả lớp hát "la" nhắc lại mẫu cao.</w:t>
+              <w:t>Năng lực số 1.1 CB1a: HS nghe âm thanh GV mở từ học liệu số và nói được âm nào cao, âm nào thấp</w:t>
             </w:r>
           </w:p>
           <w:p>
@@ -1625,7 +1651,7 @@
                 <w:i w:val="0"/>
                 <w:sz w:val="18"/>
               </w:rPr>
-              <w:t>NLS-KT (Cơ bản 1): Mở bản hát mẫu bài “Lớp Một thân yêu” từ học liệu số của bộ sách.</w:t>
+              <w:t>Năng lực số 3.3 CB1a: HS nói được tên bài hát Lớp Một thân yêu cùng tên tác giả Bùi Anh Tôn</w:t>
             </w:r>
           </w:p>
         </w:tc>
@@ -1742,7 +1768,7 @@
                 <w:i w:val="0"/>
                 <w:sz w:val="18"/>
               </w:rPr>
-              <w:t>NLS-ST (Cơ bản 1): Dùng điện thoại quay ngắn phần “ban nhạc Đô – Rê – Mi” của một nhóm.</w:t>
+              <w:t>Năng lực số 1.1 CB1a: HS nhìn màn hình nhận ra hình bàn tay ứng với nốt Đô, Rê, Mi khi GV chiếu</w:t>
             </w:r>
           </w:p>
         </w:tc>
@@ -1859,7 +1885,7 @@
                 <w:i w:val="0"/>
                 <w:sz w:val="18"/>
               </w:rPr>
-              <w:t>NLS-KT (Cơ bản 1): Mở bản thu bài “Những bông hoa những bài ca” từ học liệu số, chiếu màn hình.</w:t>
+              <w:t>NLS: Năng lực số 3.3 CB1a: HS nói được tên bài nghe nhạc và tên tác giả Hoàng Long</w:t>
             </w:r>
           </w:p>
         </w:tc>
@@ -1976,7 +2002,7 @@
                 <w:i w:val="0"/>
                 <w:sz w:val="18"/>
               </w:rPr>
-              <w:t>NLS-ST (Cơ bản 1): Ghi âm một nhóm đọc câu nhạc Đô.</w:t>
+              <w:t>Năng lực số 1.1 CB1a: HS nhìn hình sóng âm trên màn hình và nói âm thanh nào to, âm thanh nào nhỏ</w:t>
             </w:r>
           </w:p>
           <w:p>
@@ -2106,7 +2132,7 @@
                 <w:i w:val="0"/>
                 <w:sz w:val="18"/>
               </w:rPr>
-              <w:t>NLS-KT (Cơ bản 1): Mở bản hát mẫu bài “Chào người bạn mới đến” từ học liệu số, chiếu màn hình.</w:t>
+              <w:t>NLS: Năng lực số 3.3 CB1a: HS nói được tên bài hát và tên tác giả Lương Bằng Vinh</w:t>
             </w:r>
           </w:p>
         </w:tc>
@@ -2223,7 +2249,7 @@
                 <w:i w:val="0"/>
                 <w:sz w:val="18"/>
               </w:rPr>
-              <w:t>NLS-ST (Cơ bản 1): Dùng điện thoại ghi âm phần cả lớp hát kết hợp gõ trống đệm theo phách, mở lại qua loa.</w:t>
+              <w:t>NLS: Năng lực số 1.1 CB1a: HS xem video ngắn và nói lại được cách cầm dùi, cách gõ trống con</w:t>
             </w:r>
           </w:p>
         </w:tc>
@@ -2340,7 +2366,7 @@
                 <w:i w:val="0"/>
                 <w:sz w:val="18"/>
               </w:rPr>
-              <w:t>NLS-KT (Cơ bản 1): Chiếu hình và video ngắn trống cái ở trường học, lễ hội lấy từ học liệu số, bật lần lượt tiếng trống.</w:t>
+              <w:t>Năng lực số 1.1 CB1a: HS xem hình, nghe âm thanh trên màn hình và nói được đó là trống cái hay trống con</w:t>
             </w:r>
           </w:p>
         </w:tc>
@@ -2457,6 +2483,7 @@
                 <w:i w:val="0"/>
                 <w:sz w:val="18"/>
               </w:rPr>
+              <w:t>NLS: Năng lực số 1.1 CB1a: HS nhìn tranh và nghe đoạn nhạc trên màn hình để nói tên bài hát</w:t>
             </w:r>
           </w:p>
         </w:tc>
@@ -2573,6 +2600,20 @@
                 <w:i w:val="0"/>
                 <w:sz w:val="18"/>
               </w:rPr>
+              <w:t>không tự chạm vào thiết bị</w:t>
+            </w:r>
+          </w:p>
+          <w:p>
+            <w:pPr>
+              <w:spacing w:after="0"/>
+            </w:pPr>
+            <w:r>
+              <w:rPr>
+                <w:b w:val="0"/>
+                <w:i w:val="0"/>
+                <w:sz w:val="18"/>
+              </w:rPr>
+              <w:t>NLS: Năng lực số 4.1 CB1a: HS đứng đúng vị trí trước máy quay, micro</w:t>
             </w:r>
           </w:p>
         </w:tc>
@@ -2689,7 +2730,7 @@
                 <w:i w:val="0"/>
                 <w:sz w:val="18"/>
               </w:rPr>
-              <w:t>NLS-ST (Cơ bản 1): Dùng điện thoại ghi âm cả lớp hát kết hợp gõ đệm theo phách.</w:t>
+              <w:t>Năng lực số 3.3 CB1a: HS nói được tên bài hát cùng tên tác giả phần nhạc và nguồn lời ca phỏng theo đồng dao</w:t>
             </w:r>
           </w:p>
         </w:tc>
@@ -2830,7 +2871,7 @@
                 <w:i w:val="0"/>
                 <w:sz w:val="18"/>
               </w:rPr>
-              <w:t>NLS-KT (Cơ bản 1): Chiếu hình 5 nốt Đô – Rê.</w:t>
+              <w:t>Năng lực số 1.1 CB1a: HS nhìn hình kí hiệu bàn tay trên màn hình, nói đúng tên nốt Pha, Son</w:t>
             </w:r>
           </w:p>
         </w:tc>
@@ -2947,7 +2988,7 @@
                 <w:i w:val="0"/>
                 <w:sz w:val="18"/>
               </w:rPr>
-              <w:t>AI-NB (Nhận biết): Dùng một ứng dụng AI đọc to đoạn ngắn kể về tuổi thơ Mô-da bằng giọng máy, hỏi.</w:t>
+              <w:t>Năng lực số 1.1 CB1a: HS xem hình, nghe GV giới thiệu và nói được tên nhạc sĩ Mô-da, tên bản nhạc vừa nghe</w:t>
             </w:r>
           </w:p>
         </w:tc>
@@ -3064,7 +3105,20 @@
                 <w:i w:val="0"/>
                 <w:sz w:val="18"/>
               </w:rPr>
-              <w:t>NLS-KT (Cơ bản 1): Mở từ học liệu số các đoạn âm thanh dài – ngắn (tiếng còi tàu, tiếng chim hót, tiếng chuông), chiếu.</w:t>
+              <w:t>ngắn để GV ghi âm, nghe lại và nhận xét</w:t>
+            </w:r>
+          </w:p>
+          <w:p>
+            <w:pPr>
+              <w:spacing w:after="0"/>
+            </w:pPr>
+            <w:r>
+              <w:rPr>
+                <w:b w:val="0"/>
+                <w:i w:val="0"/>
+                <w:sz w:val="18"/>
+              </w:rPr>
+              <w:t>NLS: Năng lực số 3.1 CB1a: HS thể hiện âm thanh dài</w:t>
             </w:r>
           </w:p>
           <w:p>
@@ -3194,7 +3248,7 @@
                 <w:i w:val="0"/>
                 <w:sz w:val="18"/>
               </w:rPr>
-              <w:t>NLS-ST (Cơ bản 1): Dùng điện thoại ghi âm cả lớp hát kết hợp gõ đệm.</w:t>
+              <w:t>Năng lực số 3.3 CB1a: HS nói được bài Gà gáy là dân ca Cống Khao và người viết lời mới là Huy Trân</w:t>
             </w:r>
           </w:p>
         </w:tc>
@@ -3311,7 +3365,7 @@
                 <w:i w:val="0"/>
                 <w:sz w:val="18"/>
               </w:rPr>
-              <w:t>NLS-KT (Cơ bản 1): Chiếu tranh minh họa câu chuyện về thanh phách và mở đoạn âm thanh tiếng phách gõ, đoạn hát dân ca có.</w:t>
+              <w:t>Năng lực số 1.1 CB1a: HS xem hình, nghe âm thanh trên màn hình và nói đúng tên nhạc cụ thanh phách</w:t>
             </w:r>
           </w:p>
         </w:tc>
@@ -3428,7 +3482,7 @@
                 <w:i w:val="0"/>
                 <w:sz w:val="18"/>
               </w:rPr>
-              <w:t>NLS-ST (Cơ bản 1): Ghi âm cả lớp hát Gà gáy kết hợp gõ thanh phách.</w:t>
+              <w:t>Năng lực số 4.1 CB1a: HS ngồi đúng khoảng cách với màn hình, nghe loa vừa đủ khi xem, nghe bài Lí cây bông</w:t>
             </w:r>
           </w:p>
         </w:tc>
@@ -3545,7 +3599,7 @@
                 <w:i w:val="0"/>
                 <w:sz w:val="18"/>
               </w:rPr>
-              <w:t>NLS-KT (Cơ bản 1): Mở từ học liệu số các tiếng gà gáy dài.</w:t>
+              <w:t>Năng lực số 2.1 CB1a: HS nói lời chào buổi sáng để GV ghi lại thành lời nhắn gửi bạn lớp bên</w:t>
             </w:r>
           </w:p>
           <w:p>
@@ -3675,7 +3729,7 @@
                 <w:i w:val="0"/>
                 <w:sz w:val="18"/>
               </w:rPr>
-              <w:t>NLS-ST (Cơ bản 1): Dùng điện thoại ghi âm cả lớp hát bài Cây gia đình kết hợp gõ đệm, mở lại qua loa.</w:t>
+              <w:t>NLS: Năng lực số 3.3 CB1a: HS nói được tên bài hát cùng tên tác giả nhạc và tác giả lời thơ</w:t>
             </w:r>
           </w:p>
         </w:tc>
@@ -3792,7 +3846,7 @@
                 <w:i w:val="0"/>
                 <w:sz w:val="18"/>
               </w:rPr>
-              <w:t>NLS-KT (Cơ bản 1): Mở bản đọc nhạc mẫu Hát cùng Đô – Rê – Mi – Pha – Son từ học liệu số, chiếu hình.</w:t>
+              <w:t>Năng lực số 1.1 CB1a: HS nghe bản đọc nhạc mẫu từ học liệu số, nói được tên 5 nốt vừa nghe theo thứ tự</w:t>
             </w:r>
           </w:p>
         </w:tc>
@@ -3909,7 +3963,7 @@
                 <w:i w:val="0"/>
                 <w:sz w:val="18"/>
               </w:rPr>
-              <w:t>NLS-GT (Cơ bản 1): Gửi bản thu bài hát lên nhóm lớp (Zalo) để cha mẹ mở cho HS nghe lại ở nhà.</w:t>
+              <w:t>Năng lực số 3.3 CB1a: HS nói được tên bài hát Con chim vành khuyên và tên nhạc sĩ Hoàng Vân</w:t>
             </w:r>
           </w:p>
         </w:tc>
@@ -4026,7 +4080,7 @@
                 <w:i w:val="0"/>
                 <w:sz w:val="18"/>
               </w:rPr>
-              <w:t>NLS-ST (Cơ bản 1): Dùng điện thoại quay đoạn ngắn trò chơi Ban nhạc “Những người bạn”, mở lại trên màn hình.</w:t>
+              <w:t>Năng lực số 3.1 CB1a: HS cùng GV tạo được một đoạn ghi hình ban nhạc lớp và xem lại để nhận xét</w:t>
             </w:r>
           </w:p>
           <w:p>
@@ -4156,7 +4210,7 @@
                 <w:i w:val="0"/>
                 <w:sz w:val="18"/>
               </w:rPr>
-              <w:t>NLS-KT (Cơ bản 1): Mở bản hát mẫu Ngôi sao lấp lánh từ học liệu số, chiếu tên bài cùng dòng “Nhạc nước ngoài, lời Việt: Thanh Vân sưu tầm và biên soạn”.</w:t>
+              <w:t>Năng lực số 3.3 CB1a: HS nói được tên bài hát và biết đây là bài hát nước ngoài có lời Việt do Thanh Vân sưu tầm, biên soạn</w:t>
             </w:r>
           </w:p>
         </w:tc>
@@ -4273,7 +4327,7 @@
                 <w:i w:val="0"/>
                 <w:sz w:val="18"/>
               </w:rPr>
-              <w:t>NLS-ST (Cơ bản 1): Ghi âm nhóm gõ đệm trai-en-gô cho bài hát, mở lại qua loa.</w:t>
+              <w:t>Năng lực số 4.1 CB1a: HS nêu được cách dùng loa, máy tính an toàn trong lớp (không chạm dây điện, không gõ nhạc cụ lên thiết bị)</w:t>
             </w:r>
           </w:p>
         </w:tc>
@@ -4390,6 +4444,7 @@
                 <w:i w:val="0"/>
                 <w:sz w:val="18"/>
               </w:rPr>
+              <w:t>Năng lực số 1.1 CB1a: HS nghe âm thanh mẫu của 3 nhạc cụ từ học liệu số, nói đúng tên nhạc cụ vừa nghe</w:t>
             </w:r>
           </w:p>
         </w:tc>
@@ -4506,6 +4561,7 @@
                 <w:i w:val="0"/>
                 <w:sz w:val="18"/>
               </w:rPr>
+              <w:t>NLS: Năng lực số 3.3 CB1a: HS nói được tên bài hát và tên tác giả khi giới thiệu bài trình bày</w:t>
             </w:r>
           </w:p>
         </w:tc>
@@ -4622,6 +4678,7 @@
                 <w:i w:val="0"/>
                 <w:sz w:val="18"/>
               </w:rPr>
+              <w:t>NLS: Năng lực số 3.3 CB1a: HS giới thiệu được tên bài, tên tác giả trước khi trình bày</w:t>
             </w:r>
           </w:p>
         </w:tc>
@@ -4738,6 +4795,7 @@
                 <w:i w:val="0"/>
                 <w:sz w:val="18"/>
               </w:rPr>
+              <w:t>Năng lực số 2.1 CB1a: HS biết cùng cha mẹ xem lại video biểu diễn của lớp do GV gửi qua nhóm lớp và kể lại bài mình đã trình bày</w:t>
             </w:r>
           </w:p>
         </w:tc>

--- a/assets/docs/lop1/Am nhac - Lop 1.docx
+++ b/assets/docs/lop1/Am nhac - Lop 1.docx
@@ -858,20 +858,7 @@
                 <w:i w:val="0"/>
                 <w:sz w:val="18"/>
               </w:rPr>
-              <w:t>Rê; Mi trên màn hình và nghe tiếng đàn để nói được nốt nào cao, nốt nào thấp</w:t>
-            </w:r>
-          </w:p>
-          <w:p>
-            <w:pPr>
-              <w:spacing w:after="0"/>
-            </w:pPr>
-            <w:r>
-              <w:rPr>
-                <w:b w:val="0"/>
-                <w:i w:val="0"/>
-                <w:sz w:val="18"/>
-              </w:rPr>
-              <w:t>NLS: Năng lực số 1.1 CB1a: HS nhìn hình bậc thang Đô</w:t>
+              <w:t>Năng lực số 1.1 CB1a: HS nhìn hình bậc thang Đô – Rê – Mi trên màn hình và nghe tiếng đàn để nói được nốt nào cao, nốt nào thấp</w:t>
             </w:r>
           </w:p>
         </w:tc>
@@ -988,20 +975,7 @@
                 <w:i w:val="0"/>
                 <w:sz w:val="18"/>
               </w:rPr>
-              <w:t>nhỏ của lớp và nghe lại</w:t>
-            </w:r>
-          </w:p>
-          <w:p>
-            <w:pPr>
-              <w:spacing w:after="0"/>
-            </w:pPr>
-            <w:r>
-              <w:rPr>
-                <w:b w:val="0"/>
-                <w:i w:val="0"/>
-                <w:sz w:val="18"/>
-              </w:rPr>
-              <w:t>NLS: Năng lực số 3.1 CB1a: HS cùng GV tạo bản ghi âm đoạn đọc to</w:t>
+              <w:t>NLS: Năng lực số 3.1 CB1a: HS cùng GV tạo bản ghi âm đoạn đọc to – nhỏ của lớp và nghe lại</w:t>
             </w:r>
           </w:p>
           <w:p>
@@ -3105,20 +3079,7 @@
                 <w:i w:val="0"/>
                 <w:sz w:val="18"/>
               </w:rPr>
-              <w:t>ngắn để GV ghi âm, nghe lại và nhận xét</w:t>
-            </w:r>
-          </w:p>
-          <w:p>
-            <w:pPr>
-              <w:spacing w:after="0"/>
-            </w:pPr>
-            <w:r>
-              <w:rPr>
-                <w:b w:val="0"/>
-                <w:i w:val="0"/>
-                <w:sz w:val="18"/>
-              </w:rPr>
-              <w:t>NLS: Năng lực số 3.1 CB1a: HS thể hiện âm thanh dài</w:t>
+              <w:t>NLS: Năng lực số 3.1 CB1a: HS thể hiện âm thanh dài – ngắn để GV ghi âm, nghe lại và nhận xét</w:t>
             </w:r>
           </w:p>
           <w:p>
